--- a/docs/专利技术交底书_一种面向多任务的遥感时空嵌入底座构建方法.docx
+++ b/docs/专利技术交底书_一种面向多任务的遥感时空嵌入底座构建方法.docx
@@ -423,6 +423,56 @@
     </w:p>
     <w:p>
       <w:pPr>
+        <w:jc w:val="center"/>
+      </w:pPr>
+      <w:r>
+        <w:rPr>
+          <w:sz w:val="20"/>
+        </w:rPr>
+        <w:t>图1  系统整体架构图</w:t>
+      </w:r>
+    </w:p>
+    <w:p>
+      <w:pPr>
+        <w:jc w:val="center"/>
+      </w:pPr>
+      <w:r>
+        <w:drawing>
+          <wp:inline xmlns:a="http://schemas.openxmlformats.org/drawingml/2006/main" xmlns:pic="http://schemas.openxmlformats.org/drawingml/2006/picture">
+            <wp:extent cx="5029200" cy="7057813"/>
+            <wp:docPr id="6" name="Picture 6"/>
+            <wp:cNvGraphicFramePr>
+              <a:graphicFrameLocks noChangeAspect="1"/>
+            </wp:cNvGraphicFramePr>
+            <a:graphic>
+              <a:graphicData uri="http://schemas.openxmlformats.org/drawingml/2006/picture">
+                <pic:pic>
+                  <pic:nvPicPr>
+                    <pic:cNvPr id="0" name="fig1_system_architecture.png"/>
+                    <pic:cNvPicPr/>
+                  </pic:nvPicPr>
+                  <pic:blipFill>
+                    <a:blip r:embed="rId14"/>
+                    <a:stretch>
+                      <a:fillRect/>
+                    </a:stretch>
+                  </pic:blipFill>
+                  <pic:spPr>
+                    <a:xfrm>
+                      <a:off x="0" y="0"/>
+                      <a:ext cx="5029200" cy="7057813"/>
+                    </a:xfrm>
+                    <a:prstGeom prst="rect"/>
+                  </pic:spPr>
+                </pic:pic>
+              </a:graphicData>
+            </a:graphic>
+          </wp:inline>
+        </w:drawing>
+      </w:r>
+    </w:p>
+    <w:p>
+      <w:pPr>
         <w:pStyle w:val="Heading2"/>
       </w:pPr>
       <w:r>
@@ -442,6 +492,59 @@
       </w:r>
     </w:p>
     <w:p>
+      <w:pPr>
+        <w:jc w:val="center"/>
+      </w:pPr>
+      <w:r>
+        <w:drawing>
+          <wp:inline xmlns:a="http://schemas.openxmlformats.org/drawingml/2006/main" xmlns:pic="http://schemas.openxmlformats.org/drawingml/2006/picture">
+            <wp:extent cx="5029200" cy="3179008"/>
+            <wp:docPr id="3" name="Picture 3"/>
+            <wp:cNvGraphicFramePr>
+              <a:graphicFrameLocks noChangeAspect="1"/>
+            </wp:cNvGraphicFramePr>
+            <a:graphic>
+              <a:graphicData uri="http://schemas.openxmlformats.org/drawingml/2006/picture">
+                <pic:pic>
+                  <pic:nvPicPr>
+                    <pic:cNvPr id="0" name="fig4_input_heads.png"/>
+                    <pic:cNvPicPr/>
+                  </pic:nvPicPr>
+                  <pic:blipFill>
+                    <a:blip r:embed="rId11"/>
+                    <a:stretch>
+                      <a:fillRect/>
+                    </a:stretch>
+                  </pic:blipFill>
+                  <pic:spPr>
+                    <a:xfrm>
+                      <a:off x="0" y="0"/>
+                      <a:ext cx="5029200" cy="3179008"/>
+                    </a:xfrm>
+                    <a:prstGeom prst="rect"/>
+                  </pic:spPr>
+                </pic:pic>
+              </a:graphicData>
+            </a:graphic>
+          </wp:inline>
+        </w:drawing>
+      </w:r>
+    </w:p>
+    <w:p/>
+    <w:p>
+      <w:pPr>
+        <w:jc w:val="center"/>
+      </w:pPr>
+      <w:r>
+        <w:rPr>
+          <w:rFonts w:ascii="宋体" w:hAnsi="宋体"/>
+          <w:b w:val="0"/>
+          <w:sz w:val="20"/>
+        </w:rPr>
+        <w:t>图4  专用输入头示意图</w:t>
+      </w:r>
+    </w:p>
+    <w:p>
       <w:r/>
       <w:r>
         <w:rPr>
@@ -451,6 +554,59 @@
       </w:r>
       <w:r>
         <w:t>：在专用输入头处理之前，所有数据源的数据首先通过离散格网系统进行空间对齐。该系统将地理空间统一剖分为多级网格单元，不同分辨率、不同坐标系的遥感数据均按照地理坐标归入对应网格。网格单元作为数据组织的基本单位，确保了多源数据在输入模型前已在同一空间框架下对齐，避免了传统方法中因投影转换和分辨率差异导致的数据错位问题。</w:t>
+      </w:r>
+    </w:p>
+    <w:p>
+      <w:pPr>
+        <w:jc w:val="center"/>
+      </w:pPr>
+      <w:r>
+        <w:drawing>
+          <wp:inline xmlns:a="http://schemas.openxmlformats.org/drawingml/2006/main" xmlns:pic="http://schemas.openxmlformats.org/drawingml/2006/picture">
+            <wp:extent cx="5029200" cy="4008120"/>
+            <wp:docPr id="2" name="Picture 2"/>
+            <wp:cNvGraphicFramePr>
+              <a:graphicFrameLocks noChangeAspect="1"/>
+            </wp:cNvGraphicFramePr>
+            <a:graphic>
+              <a:graphicData uri="http://schemas.openxmlformats.org/drawingml/2006/picture">
+                <pic:pic>
+                  <pic:nvPicPr>
+                    <pic:cNvPr id="0" name="fig3_grid_division.png"/>
+                    <pic:cNvPicPr/>
+                  </pic:nvPicPr>
+                  <pic:blipFill>
+                    <a:blip r:embed="rId10"/>
+                    <a:stretch>
+                      <a:fillRect/>
+                    </a:stretch>
+                  </pic:blipFill>
+                  <pic:spPr>
+                    <a:xfrm>
+                      <a:off x="0" y="0"/>
+                      <a:ext cx="5029200" cy="4008120"/>
+                    </a:xfrm>
+                    <a:prstGeom prst="rect"/>
+                  </pic:spPr>
+                </pic:pic>
+              </a:graphicData>
+            </a:graphic>
+          </wp:inline>
+        </w:drawing>
+      </w:r>
+    </w:p>
+    <w:p/>
+    <w:p>
+      <w:pPr>
+        <w:jc w:val="center"/>
+      </w:pPr>
+      <w:r>
+        <w:rPr>
+          <w:rFonts w:ascii="宋体" w:hAnsi="宋体"/>
+          <w:b w:val="0"/>
+          <w:sz w:val="20"/>
+        </w:rPr>
+        <w:t>图3  离散格网划分示意图</w:t>
       </w:r>
     </w:p>
     <w:p>
@@ -536,6 +692,59 @@
     </w:p>
     <w:p>
       <w:pPr>
+        <w:jc w:val="center"/>
+      </w:pPr>
+      <w:r>
+        <w:drawing>
+          <wp:inline xmlns:a="http://schemas.openxmlformats.org/drawingml/2006/main" xmlns:pic="http://schemas.openxmlformats.org/drawingml/2006/picture">
+            <wp:extent cx="5029200" cy="3335895"/>
+            <wp:docPr id="1" name="Picture 1"/>
+            <wp:cNvGraphicFramePr>
+              <a:graphicFrameLocks noChangeAspect="1"/>
+            </wp:cNvGraphicFramePr>
+            <a:graphic>
+              <a:graphicData uri="http://schemas.openxmlformats.org/drawingml/2006/picture">
+                <pic:pic>
+                  <pic:nvPicPr>
+                    <pic:cNvPr id="0" name="fig2_data_flow.png"/>
+                    <pic:cNvPicPr/>
+                  </pic:nvPicPr>
+                  <pic:blipFill>
+                    <a:blip r:embed="rId9"/>
+                    <a:stretch>
+                      <a:fillRect/>
+                    </a:stretch>
+                  </pic:blipFill>
+                  <pic:spPr>
+                    <a:xfrm>
+                      <a:off x="0" y="0"/>
+                      <a:ext cx="5029200" cy="3335895"/>
+                    </a:xfrm>
+                    <a:prstGeom prst="rect"/>
+                  </pic:spPr>
+                </pic:pic>
+              </a:graphicData>
+            </a:graphic>
+          </wp:inline>
+        </w:drawing>
+      </w:r>
+    </w:p>
+    <w:p/>
+    <w:p>
+      <w:pPr>
+        <w:jc w:val="center"/>
+      </w:pPr>
+      <w:r>
+        <w:rPr>
+          <w:rFonts w:ascii="宋体" w:hAnsi="宋体"/>
+          <w:b w:val="0"/>
+          <w:sz w:val="20"/>
+        </w:rPr>
+        <w:t>图2  多源数据到多任务复用的数据流程图</w:t>
+      </w:r>
+    </w:p>
+    <w:p>
+      <w:pPr>
         <w:pStyle w:val="Heading3"/>
       </w:pPr>
       <w:r>
@@ -560,6 +769,59 @@
     <w:p>
       <w:r>
         <w:t>训练阶段跳过归一化操作，直接在原始幅度空间中计算上述全部反坍缩损失，确保反坍缩梯度始终非零；推理阶段恢复归一化操作，输出标准单位球面上的嵌入向量。</w:t>
+      </w:r>
+    </w:p>
+    <w:p>
+      <w:pPr>
+        <w:jc w:val="center"/>
+      </w:pPr>
+      <w:r>
+        <w:drawing>
+          <wp:inline xmlns:a="http://schemas.openxmlformats.org/drawingml/2006/main" xmlns:pic="http://schemas.openxmlformats.org/drawingml/2006/picture">
+            <wp:extent cx="5029200" cy="2993813"/>
+            <wp:docPr id="5" name="Picture 5"/>
+            <wp:cNvGraphicFramePr>
+              <a:graphicFrameLocks noChangeAspect="1"/>
+            </wp:cNvGraphicFramePr>
+            <a:graphic>
+              <a:graphicData uri="http://schemas.openxmlformats.org/drawingml/2006/picture">
+                <pic:pic>
+                  <pic:nvPicPr>
+                    <pic:cNvPr id="0" name="fig6_two_stage.png"/>
+                    <pic:cNvPicPr/>
+                  </pic:nvPicPr>
+                  <pic:blipFill>
+                    <a:blip r:embed="rId13"/>
+                    <a:stretch>
+                      <a:fillRect/>
+                    </a:stretch>
+                  </pic:blipFill>
+                  <pic:spPr>
+                    <a:xfrm>
+                      <a:off x="0" y="0"/>
+                      <a:ext cx="5029200" cy="2993813"/>
+                    </a:xfrm>
+                    <a:prstGeom prst="rect"/>
+                  </pic:spPr>
+                </pic:pic>
+              </a:graphicData>
+            </a:graphic>
+          </wp:inline>
+        </w:drawing>
+      </w:r>
+    </w:p>
+    <w:p/>
+    <w:p>
+      <w:pPr>
+        <w:jc w:val="center"/>
+      </w:pPr>
+      <w:r>
+        <w:rPr>
+          <w:rFonts w:ascii="宋体" w:hAnsi="宋体"/>
+          <w:b w:val="0"/>
+          <w:sz w:val="20"/>
+        </w:rPr>
+        <w:t>图6  预归一化两阶段策略对比图</w:t>
       </w:r>
     </w:p>
     <w:p>
@@ -598,6 +860,59 @@
     <w:p>
       <w:r>
         <w:t>反斜对角对比损失：将批次中对角线位置的样本对视为负样本，鼓励批次内不同地点的窗口嵌入互相区分。</w:t>
+      </w:r>
+    </w:p>
+    <w:p>
+      <w:pPr>
+        <w:jc w:val="center"/>
+      </w:pPr>
+      <w:r>
+        <w:drawing>
+          <wp:inline xmlns:a="http://schemas.openxmlformats.org/drawingml/2006/main" xmlns:pic="http://schemas.openxmlformats.org/drawingml/2006/picture">
+            <wp:extent cx="5029200" cy="2717614"/>
+            <wp:docPr id="4" name="Picture 4"/>
+            <wp:cNvGraphicFramePr>
+              <a:graphicFrameLocks noChangeAspect="1"/>
+            </wp:cNvGraphicFramePr>
+            <a:graphic>
+              <a:graphicData uri="http://schemas.openxmlformats.org/drawingml/2006/picture">
+                <pic:pic>
+                  <pic:nvPicPr>
+                    <pic:cNvPr id="0" name="fig5_dual_window.png"/>
+                    <pic:cNvPicPr/>
+                  </pic:nvPicPr>
+                  <pic:blipFill>
+                    <a:blip r:embed="rId12"/>
+                    <a:stretch>
+                      <a:fillRect/>
+                    </a:stretch>
+                  </pic:blipFill>
+                  <pic:spPr>
+                    <a:xfrm>
+                      <a:off x="0" y="0"/>
+                      <a:ext cx="5029200" cy="2717614"/>
+                    </a:xfrm>
+                    <a:prstGeom prst="rect"/>
+                  </pic:spPr>
+                </pic:pic>
+              </a:graphicData>
+            </a:graphic>
+          </wp:inline>
+        </w:drawing>
+      </w:r>
+    </w:p>
+    <w:p/>
+    <w:p>
+      <w:pPr>
+        <w:jc w:val="center"/>
+      </w:pPr>
+      <w:r>
+        <w:rPr>
+          <w:rFonts w:ascii="宋体" w:hAnsi="宋体"/>
+          <w:b w:val="0"/>
+          <w:sz w:val="20"/>
+        </w:rPr>
+        <w:t>图5  双窗口时序对比示意图</w:t>
       </w:r>
     </w:p>
     <w:p>

--- a/docs/专利技术交底书_一种面向多任务的遥感时空嵌入底座构建方法.docx
+++ b/docs/专利技术交底书_一种面向多任务的遥感时空嵌入底座构建方法.docx
@@ -5,428 +5,1076 @@
     <w:p>
       <w:pPr>
         <w:pStyle w:val="Title"/>
+        <w:spacing w:before="480" w:after="480"/>
         <w:jc w:val="center"/>
       </w:pPr>
       <w:r>
+        <w:rPr>
+          <w:rFonts w:ascii="宋体" w:hAnsi="宋体" w:eastAsia="宋体"/>
+          <w:b/>
+          <w:color w:val="000000"/>
+          <w:sz w:val="36"/>
+        </w:rPr>
         <w:t>技术交底书</w:t>
       </w:r>
     </w:p>
     <w:p>
-      <w:r/>
+      <w:pPr>
+        <w:spacing w:before="60" w:after="60"/>
+        <w:ind w:firstLine="0"/>
+      </w:pPr>
       <w:r>
         <w:rPr>
-          <w:b/>
+          <w:rFonts w:ascii="宋体" w:hAnsi="宋体" w:eastAsia="宋体"/>
+          <w:b w:val="0"/>
+          <w:color w:val="000000"/>
+          <w:sz w:val="21"/>
+        </w:rPr>
+      </w:r>
+      <w:r>
+        <w:rPr>
+          <w:rFonts w:ascii="宋体" w:hAnsi="宋体" w:eastAsia="宋体"/>
+          <w:b w:val="0"/>
+          <w:color w:val="000000"/>
+          <w:sz w:val="21"/>
         </w:rPr>
         <w:t>案件名称</w:t>
       </w:r>
       <w:r>
+        <w:rPr>
+          <w:rFonts w:ascii="宋体" w:hAnsi="宋体" w:eastAsia="宋体"/>
+          <w:b w:val="0"/>
+          <w:color w:val="000000"/>
+          <w:sz w:val="21"/>
+        </w:rPr>
         <w:t>：一种面向多任务的遥感时空嵌入底座构建方法</w:t>
       </w:r>
     </w:p>
     <w:p>
-      <w:r/>
+      <w:pPr>
+        <w:spacing w:before="60" w:after="60"/>
+        <w:ind w:firstLine="0"/>
+      </w:pPr>
       <w:r>
         <w:rPr>
-          <w:b/>
+          <w:rFonts w:ascii="宋体" w:hAnsi="宋体" w:eastAsia="宋体"/>
+          <w:b w:val="0"/>
+          <w:color w:val="000000"/>
+          <w:sz w:val="21"/>
+        </w:rPr>
+      </w:r>
+      <w:r>
+        <w:rPr>
+          <w:rFonts w:ascii="宋体" w:hAnsi="宋体" w:eastAsia="宋体"/>
+          <w:b w:val="0"/>
+          <w:color w:val="000000"/>
+          <w:sz w:val="21"/>
         </w:rPr>
         <w:t>技术联系人</w:t>
       </w:r>
       <w:r>
+        <w:rPr>
+          <w:rFonts w:ascii="宋体" w:hAnsi="宋体" w:eastAsia="宋体"/>
+          <w:b w:val="0"/>
+          <w:color w:val="000000"/>
+          <w:sz w:val="21"/>
+        </w:rPr>
         <w:t>：</w:t>
       </w:r>
     </w:p>
     <w:p>
+      <w:pPr>
+        <w:spacing w:before="0" w:after="0" w:line="360" w:lineRule="auto"/>
+        <w:ind w:firstLine="420"/>
+      </w:pPr>
       <w:r>
+        <w:rPr>
+          <w:rFonts w:ascii="宋体" w:hAnsi="宋体" w:eastAsia="宋体"/>
+          <w:b w:val="0"/>
+          <w:color w:val="000000"/>
+          <w:sz w:val="21"/>
+        </w:rPr>
         <w:t>- 姓名：[待填写]</w:t>
       </w:r>
     </w:p>
     <w:p>
+      <w:pPr>
+        <w:spacing w:before="0" w:after="0" w:line="360" w:lineRule="auto"/>
+        <w:ind w:firstLine="420"/>
+      </w:pPr>
       <w:r>
+        <w:rPr>
+          <w:rFonts w:ascii="宋体" w:hAnsi="宋体" w:eastAsia="宋体"/>
+          <w:b w:val="0"/>
+          <w:color w:val="000000"/>
+          <w:sz w:val="21"/>
+        </w:rPr>
         <w:t>- 电话：[待填写]</w:t>
       </w:r>
     </w:p>
     <w:p>
+      <w:pPr>
+        <w:spacing w:before="0" w:after="0" w:line="360" w:lineRule="auto"/>
+        <w:ind w:firstLine="420"/>
+      </w:pPr>
       <w:r>
+        <w:rPr>
+          <w:rFonts w:ascii="宋体" w:hAnsi="宋体" w:eastAsia="宋体"/>
+          <w:b w:val="0"/>
+          <w:color w:val="000000"/>
+          <w:sz w:val="21"/>
+        </w:rPr>
         <w:t>- 邮箱：[待填写]</w:t>
       </w:r>
     </w:p>
     <w:p>
-      <w:r/>
+      <w:pPr>
+        <w:spacing w:before="60" w:after="60"/>
+        <w:ind w:firstLine="0"/>
+      </w:pPr>
       <w:r>
         <w:rPr>
-          <w:b/>
+          <w:rFonts w:ascii="宋体" w:hAnsi="宋体" w:eastAsia="宋体"/>
+          <w:b w:val="0"/>
+          <w:color w:val="000000"/>
+          <w:sz w:val="21"/>
+        </w:rPr>
+      </w:r>
+      <w:r>
+        <w:rPr>
+          <w:rFonts w:ascii="宋体" w:hAnsi="宋体" w:eastAsia="宋体"/>
+          <w:b w:val="0"/>
+          <w:color w:val="000000"/>
+          <w:sz w:val="21"/>
         </w:rPr>
         <w:t>专利类型</w:t>
       </w:r>
       <w:r>
+        <w:rPr>
+          <w:rFonts w:ascii="宋体" w:hAnsi="宋体" w:eastAsia="宋体"/>
+          <w:b w:val="0"/>
+          <w:color w:val="000000"/>
+          <w:sz w:val="21"/>
+        </w:rPr>
         <w:t>：发明</w:t>
       </w:r>
     </w:p>
     <w:p>
       <w:pPr>
         <w:pStyle w:val="Heading1"/>
+        <w:spacing w:before="360" w:after="120"/>
+        <w:ind w:firstLine="0"/>
       </w:pPr>
       <w:r>
+        <w:rPr>
+          <w:rFonts w:ascii="宋体" w:hAnsi="宋体" w:eastAsia="宋体"/>
+          <w:b/>
+          <w:color w:val="000000"/>
+          <w:sz w:val="28"/>
+        </w:rPr>
         <w:t>注意事项</w:t>
       </w:r>
     </w:p>
     <w:p>
+      <w:pPr>
+        <w:spacing w:before="0" w:after="0" w:line="360" w:lineRule="auto"/>
+        <w:ind w:firstLine="420"/>
+      </w:pPr>
       <w:r>
+        <w:rPr>
+          <w:rFonts w:ascii="宋体" w:hAnsi="宋体" w:eastAsia="宋体"/>
+          <w:b w:val="0"/>
+          <w:color w:val="000000"/>
+          <w:sz w:val="21"/>
+        </w:rPr>
         <w:t>（1）交底书应使代理人能看懂，尤其是背景技术和详细技术方案，一定要写得全面、清楚、完整；</w:t>
       </w:r>
     </w:p>
     <w:p>
+      <w:pPr>
+        <w:spacing w:before="0" w:after="0" w:line="360" w:lineRule="auto"/>
+        <w:ind w:firstLine="420"/>
+      </w:pPr>
       <w:r>
+        <w:rPr>
+          <w:rFonts w:ascii="宋体" w:hAnsi="宋体" w:eastAsia="宋体"/>
+          <w:b w:val="0"/>
+          <w:color w:val="000000"/>
+          <w:sz w:val="21"/>
+        </w:rPr>
         <w:t>（2）技术的公开程度，应以本领域普通技术人员不需付出创造性劳动即可进行实施为准。</w:t>
       </w:r>
     </w:p>
     <w:p>
+      <w:pPr>
+        <w:spacing w:before="0" w:after="0" w:line="360" w:lineRule="auto"/>
+        <w:ind w:firstLine="420"/>
+      </w:pPr>
       <w:r>
+        <w:rPr>
+          <w:rFonts w:ascii="宋体" w:hAnsi="宋体" w:eastAsia="宋体"/>
+          <w:b w:val="0"/>
+          <w:color w:val="000000"/>
+          <w:sz w:val="21"/>
+        </w:rPr>
         <w:t>（3）在与代理人沟通时，对于代理人咨询的技术问题，应给予回答并认真讲解，并且按要求及时正确地补充相应技术材料。</w:t>
       </w:r>
     </w:p>
     <w:p>
       <w:pPr>
         <w:pStyle w:val="Heading1"/>
+        <w:spacing w:before="360" w:after="120"/>
+        <w:ind w:firstLine="0"/>
       </w:pPr>
       <w:r>
+        <w:rPr>
+          <w:rFonts w:ascii="宋体" w:hAnsi="宋体" w:eastAsia="宋体"/>
+          <w:b/>
+          <w:color w:val="000000"/>
+          <w:sz w:val="28"/>
+        </w:rPr>
         <w:t>一、技术背景与现有技术</w:t>
       </w:r>
     </w:p>
     <w:p>
       <w:pPr>
         <w:pStyle w:val="Heading2"/>
+        <w:spacing w:before="240" w:after="60"/>
+        <w:ind w:firstLine="0"/>
       </w:pPr>
       <w:r>
+        <w:rPr>
+          <w:rFonts w:ascii="宋体" w:hAnsi="宋体" w:eastAsia="宋体"/>
+          <w:b/>
+          <w:color w:val="000000"/>
+          <w:sz w:val="24"/>
+        </w:rPr>
         <w:t>1.1 行业背景与核心痛点</w:t>
       </w:r>
     </w:p>
     <w:p>
+      <w:pPr>
+        <w:spacing w:before="0" w:after="0" w:line="360" w:lineRule="auto"/>
+        <w:ind w:firstLine="420"/>
+      </w:pPr>
       <w:r>
+        <w:rPr>
+          <w:rFonts w:ascii="宋体" w:hAnsi="宋体" w:eastAsia="宋体"/>
+          <w:b w:val="0"/>
+          <w:color w:val="000000"/>
+          <w:sz w:val="21"/>
+        </w:rPr>
         <w:t>随着全球在轨遥感卫星数量从数百颗激增至上千颗，光学影像、雷达数据、激光点云等多源异构数据呈爆发式增长。然而，数据量的增长并未带来知识量的同步增长，遥感人工智能应用面临以下根本性矛盾：</w:t>
       </w:r>
     </w:p>
     <w:p>
-      <w:r/>
+      <w:pPr>
+        <w:spacing w:before="0" w:after="0" w:line="360" w:lineRule="auto"/>
+        <w:ind w:firstLine="420"/>
+      </w:pPr>
       <w:r>
         <w:rPr>
-          <w:b/>
+          <w:rFonts w:ascii="宋体" w:hAnsi="宋体" w:eastAsia="宋体"/>
+          <w:b w:val="0"/>
+          <w:color w:val="000000"/>
+          <w:sz w:val="21"/>
+        </w:rPr>
+      </w:r>
+      <w:r>
+        <w:rPr>
+          <w:rFonts w:ascii="宋体" w:hAnsi="宋体" w:eastAsia="宋体"/>
+          <w:b w:val="0"/>
+          <w:color w:val="000000"/>
+          <w:sz w:val="21"/>
         </w:rPr>
         <w:t>第一，重复建设严重。</w:t>
       </w:r>
       <w:r>
+        <w:rPr>
+          <w:rFonts w:ascii="宋体" w:hAnsi="宋体" w:eastAsia="宋体"/>
+          <w:b w:val="0"/>
+          <w:color w:val="000000"/>
+          <w:sz w:val="21"/>
+        </w:rPr>
         <w:t xml:space="preserve"> 不同应用领域（如气象预测、水文监测、农业估产、城市规划、灾害应急等）各自独立构建数据预处理管道和 AI 模型。它们往往针对同一块地理区域、同一批遥感数据源，却重复进行数据清洗、格式转换、特征工程和模型训练，造成巨大的算力和人力资源浪费。</w:t>
       </w:r>
     </w:p>
     <w:p>
-      <w:r/>
+      <w:pPr>
+        <w:spacing w:before="0" w:after="0" w:line="360" w:lineRule="auto"/>
+        <w:ind w:firstLine="420"/>
+      </w:pPr>
       <w:r>
         <w:rPr>
-          <w:b/>
+          <w:rFonts w:ascii="宋体" w:hAnsi="宋体" w:eastAsia="宋体"/>
+          <w:b w:val="0"/>
+          <w:color w:val="000000"/>
+          <w:sz w:val="21"/>
+        </w:rPr>
+      </w:r>
+      <w:r>
+        <w:rPr>
+          <w:rFonts w:ascii="宋体" w:hAnsi="宋体" w:eastAsia="宋体"/>
+          <w:b w:val="0"/>
+          <w:color w:val="000000"/>
+          <w:sz w:val="21"/>
         </w:rPr>
         <w:t>第二，单任务专用模型无法复用。</w:t>
       </w:r>
       <w:r>
+        <w:rPr>
+          <w:rFonts w:ascii="宋体" w:hAnsi="宋体" w:eastAsia="宋体"/>
+          <w:b w:val="0"/>
+          <w:color w:val="000000"/>
+          <w:sz w:val="21"/>
+        </w:rPr>
         <w:t xml:space="preserve"> 传统遥感分析采用"一个任务一个模型"的模式：变化检测需要专门训练一套模型，土地覆盖分类需要另一套模型，水体监测又需要第三套模型。这些模型之间无法共享中间表征，每次新增任务都要从头开始，开发周期长、成本高。</w:t>
       </w:r>
     </w:p>
     <w:p>
-      <w:r/>
+      <w:pPr>
+        <w:spacing w:before="0" w:after="0" w:line="360" w:lineRule="auto"/>
+        <w:ind w:firstLine="420"/>
+      </w:pPr>
       <w:r>
         <w:rPr>
-          <w:b/>
+          <w:rFonts w:ascii="宋体" w:hAnsi="宋体" w:eastAsia="宋体"/>
+          <w:b w:val="0"/>
+          <w:color w:val="000000"/>
+          <w:sz w:val="21"/>
+        </w:rPr>
+      </w:r>
+      <w:r>
+        <w:rPr>
+          <w:rFonts w:ascii="宋体" w:hAnsi="宋体" w:eastAsia="宋体"/>
+          <w:b w:val="0"/>
+          <w:color w:val="000000"/>
+          <w:sz w:val="21"/>
         </w:rPr>
         <w:t>第三，缺乏通用时空底座。</w:t>
       </w:r>
       <w:r>
+        <w:rPr>
+          <w:rFonts w:ascii="宋体" w:hAnsi="宋体" w:eastAsia="宋体"/>
+          <w:b w:val="0"/>
+          <w:color w:val="000000"/>
+          <w:sz w:val="21"/>
+        </w:rPr>
         <w:t xml:space="preserve"> 现有技术未能将多源异构遥感数据统一编码为紧凑且可复用的嵌入向量。即使部分方法学习了嵌入表征，也面临嵌入坍缩（不同输入产生高度相似的嵌入向量）和时间敏感性不足（嵌入向量难以区分同一地点不同时间的差异）等问题，导致嵌入向量无法可靠地支持多种下游任务。</w:t>
       </w:r>
     </w:p>
     <w:p>
       <w:pPr>
         <w:pStyle w:val="Heading2"/>
+        <w:spacing w:before="240" w:after="60"/>
+        <w:ind w:firstLine="0"/>
       </w:pPr>
       <w:r>
+        <w:rPr>
+          <w:rFonts w:ascii="宋体" w:hAnsi="宋体" w:eastAsia="宋体"/>
+          <w:b/>
+          <w:color w:val="000000"/>
+          <w:sz w:val="24"/>
+        </w:rPr>
         <w:t>1.2 现有技术分析</w:t>
       </w:r>
     </w:p>
     <w:p>
+      <w:pPr>
+        <w:spacing w:before="0" w:after="0" w:line="360" w:lineRule="auto"/>
+        <w:ind w:firstLine="420"/>
+      </w:pPr>
       <w:r>
+        <w:rPr>
+          <w:rFonts w:ascii="宋体" w:hAnsi="宋体" w:eastAsia="宋体"/>
+          <w:b w:val="0"/>
+          <w:color w:val="000000"/>
+          <w:sz w:val="21"/>
+        </w:rPr>
         <w:t>现有遥感智能分析方法按技术路线可分为以下几类，但均未能有效解决上述行业痛点。</w:t>
       </w:r>
     </w:p>
     <w:p>
-      <w:r/>
+      <w:pPr>
+        <w:spacing w:before="0" w:after="0" w:line="360" w:lineRule="auto"/>
+        <w:ind w:firstLine="420"/>
+      </w:pPr>
       <w:r>
         <w:rPr>
-          <w:b/>
+          <w:rFonts w:ascii="宋体" w:hAnsi="宋体" w:eastAsia="宋体"/>
+          <w:b w:val="0"/>
+          <w:color w:val="000000"/>
+          <w:sz w:val="21"/>
+        </w:rPr>
+      </w:r>
+      <w:r>
+        <w:rPr>
+          <w:rFonts w:ascii="宋体" w:hAnsi="宋体" w:eastAsia="宋体"/>
+          <w:b w:val="0"/>
+          <w:color w:val="000000"/>
+          <w:sz w:val="21"/>
         </w:rPr>
         <w:t>第一类：基于人工特征的传统方法。</w:t>
       </w:r>
       <w:r>
+        <w:rPr>
+          <w:rFonts w:ascii="宋体" w:hAnsi="宋体" w:eastAsia="宋体"/>
+          <w:b w:val="0"/>
+          <w:color w:val="000000"/>
+          <w:sz w:val="21"/>
+        </w:rPr>
         <w:t xml:space="preserve"> 依赖专家设计的指数（如 NDVI、NDWI）或监督分类器（如支持向量机、随机森林）进行分析。此类方法需要大量人工标注，特征设计依赖专家经验，且一个模型只能完成单一任务，无法复用表征。</w:t>
       </w:r>
     </w:p>
     <w:p>
-      <w:r/>
+      <w:pPr>
+        <w:spacing w:before="0" w:after="0" w:line="360" w:lineRule="auto"/>
+        <w:ind w:firstLine="420"/>
+      </w:pPr>
       <w:r>
         <w:rPr>
-          <w:b/>
+          <w:rFonts w:ascii="宋体" w:hAnsi="宋体" w:eastAsia="宋体"/>
+          <w:b w:val="0"/>
+          <w:color w:val="000000"/>
+          <w:sz w:val="21"/>
+        </w:rPr>
+      </w:r>
+      <w:r>
+        <w:rPr>
+          <w:rFonts w:ascii="宋体" w:hAnsi="宋体" w:eastAsia="宋体"/>
+          <w:b w:val="0"/>
+          <w:color w:val="000000"/>
+          <w:sz w:val="21"/>
         </w:rPr>
         <w:t>第二类：基于自监督学习的基础模型。</w:t>
       </w:r>
       <w:r>
+        <w:rPr>
+          <w:rFonts w:ascii="宋体" w:hAnsi="宋体" w:eastAsia="宋体"/>
+          <w:b w:val="0"/>
+          <w:color w:val="000000"/>
+          <w:sz w:val="21"/>
+        </w:rPr>
         <w:t xml:space="preserve"> 包括基于掩码自编码器的方法（通过随机掩码并重建像素学习表征）、基于对比学习的方法（通过正负样本对拉近相似样本）、以及基于非对比学习的方法（通过去相关和方差约束防止坍缩）。此类方法虽然能够学习通用表征，但存在以下局限：（1）重建任务本身不直接约束嵌入的时间敏感性；（2）部分方法依赖大批量负样本假设，在小数据场景下效果受限；（3）部分方法在 L2 归一化后的球面上计算损失，当嵌入趋于坍缩时梯度趋于消失，导致反坍缩训练失效。</w:t>
       </w:r>
     </w:p>
     <w:p>
-      <w:r/>
+      <w:pPr>
+        <w:spacing w:before="0" w:after="0" w:line="360" w:lineRule="auto"/>
+        <w:ind w:firstLine="420"/>
+      </w:pPr>
       <w:r>
         <w:rPr>
-          <w:b/>
+          <w:rFonts w:ascii="宋体" w:hAnsi="宋体" w:eastAsia="宋体"/>
+          <w:b w:val="0"/>
+          <w:color w:val="000000"/>
+          <w:sz w:val="21"/>
+        </w:rPr>
+      </w:r>
+      <w:r>
+        <w:rPr>
+          <w:rFonts w:ascii="宋体" w:hAnsi="宋体" w:eastAsia="宋体"/>
+          <w:b w:val="0"/>
+          <w:color w:val="000000"/>
+          <w:sz w:val="21"/>
         </w:rPr>
         <w:t>第三类：基于专用模型的变化检测与分类方法。</w:t>
       </w:r>
       <w:r>
+        <w:rPr>
+          <w:rFonts w:ascii="宋体" w:hAnsi="宋体" w:eastAsia="宋体"/>
+          <w:b w:val="0"/>
+          <w:color w:val="000000"/>
+          <w:sz w:val="21"/>
+        </w:rPr>
         <w:t xml:space="preserve"> 包括端到端监督方法（如 Siamese 网络）和基于预训练嵌入的方法。端到端方法需要大量成对的变化标注数据，且模型专用于变化检测任务，无法直接用于土地覆盖分类等其他任务。基于预训练嵌入的方法虽然理论上可以复用表征，但现有嵌入方法的时间敏感性不足，导致变化检测精度受限，且同样未解决嵌入坍缩问题。</w:t>
       </w:r>
     </w:p>
     <w:p>
-      <w:r/>
+      <w:pPr>
+        <w:spacing w:before="0" w:after="0" w:line="360" w:lineRule="auto"/>
+        <w:ind w:firstLine="420"/>
+      </w:pPr>
       <w:r>
         <w:rPr>
-          <w:b/>
+          <w:rFonts w:ascii="宋体" w:hAnsi="宋体" w:eastAsia="宋体"/>
+          <w:b w:val="0"/>
+          <w:color w:val="000000"/>
+          <w:sz w:val="21"/>
+        </w:rPr>
+      </w:r>
+      <w:r>
+        <w:rPr>
+          <w:rFonts w:ascii="宋体" w:hAnsi="宋体" w:eastAsia="宋体"/>
+          <w:b w:val="0"/>
+          <w:color w:val="000000"/>
+          <w:sz w:val="21"/>
         </w:rPr>
         <w:t>本发明与现有技术的本质区别</w:t>
       </w:r>
-      <w:r/>
+      <w:r>
+        <w:rPr>
+          <w:rFonts w:ascii="宋体" w:hAnsi="宋体" w:eastAsia="宋体"/>
+          <w:b w:val="0"/>
+          <w:color w:val="000000"/>
+          <w:sz w:val="21"/>
+        </w:rPr>
+      </w:r>
     </w:p>
     <w:p>
+      <w:pPr>
+        <w:spacing w:before="0" w:after="0" w:line="360" w:lineRule="auto"/>
+        <w:ind w:firstLine="420"/>
+      </w:pPr>
       <w:r>
+        <w:rPr>
+          <w:rFonts w:ascii="宋体" w:hAnsi="宋体" w:eastAsia="宋体"/>
+          <w:b w:val="0"/>
+          <w:color w:val="000000"/>
+          <w:sz w:val="21"/>
+        </w:rPr>
         <w:t>现有方法的根本性不足在于：它们或停留在单任务专用模型的层面，或虽学习通用表征但未能解决嵌入坍缩和时间敏感性不足的问题，最终都无法形成一个可被多个下游任务复用的通用遥感嵌入底座。</w:t>
       </w:r>
     </w:p>
     <w:p>
+      <w:pPr>
+        <w:spacing w:before="0" w:after="0" w:line="360" w:lineRule="auto"/>
+        <w:ind w:firstLine="420"/>
+      </w:pPr>
       <w:r>
+        <w:rPr>
+          <w:rFonts w:ascii="宋体" w:hAnsi="宋体" w:eastAsia="宋体"/>
+          <w:b w:val="0"/>
+          <w:color w:val="000000"/>
+          <w:sz w:val="21"/>
+        </w:rPr>
         <w:t>本发明的核心思路是：训练一个统一的嵌入模型，将多源异构遥感数据编码为紧凑的嵌入向量，使该嵌入向量同时具备（1）空间充分分散（反坍缩）、（2）时间敏感可区分（时序对比）、（3）多任务可复用（通用表征）三大特性。基于该嵌入向量，变化检测、土地覆盖分类、农田变化监测、水体动态追踪等多种下游任务均可直接调用，无需为每个任务单独训练模型，从根本上避免重复造轮子。</w:t>
       </w:r>
     </w:p>
     <w:p>
       <w:pPr>
         <w:pStyle w:val="Heading1"/>
+        <w:spacing w:before="360" w:after="120"/>
+        <w:ind w:firstLine="0"/>
       </w:pPr>
       <w:r>
+        <w:rPr>
+          <w:rFonts w:ascii="宋体" w:hAnsi="宋体" w:eastAsia="宋体"/>
+          <w:b/>
+          <w:color w:val="000000"/>
+          <w:sz w:val="28"/>
+        </w:rPr>
         <w:t>二、本发明所要解决的技术问题</w:t>
       </w:r>
     </w:p>
     <w:p>
       <w:pPr>
         <w:pStyle w:val="Heading2"/>
+        <w:spacing w:before="240" w:after="60"/>
+        <w:ind w:firstLine="0"/>
       </w:pPr>
       <w:r>
+        <w:rPr>
+          <w:rFonts w:ascii="宋体" w:hAnsi="宋体" w:eastAsia="宋体"/>
+          <w:b/>
+          <w:color w:val="000000"/>
+          <w:sz w:val="24"/>
+        </w:rPr>
         <w:t>2.1 行业层面问题</w:t>
       </w:r>
     </w:p>
     <w:p>
+      <w:pPr>
+        <w:spacing w:before="0" w:after="0" w:line="360" w:lineRule="auto"/>
+        <w:ind w:firstLine="420"/>
+      </w:pPr>
       <w:r>
+        <w:rPr>
+          <w:rFonts w:ascii="宋体" w:hAnsi="宋体" w:eastAsia="宋体"/>
+          <w:b w:val="0"/>
+          <w:color w:val="000000"/>
+          <w:sz w:val="21"/>
+        </w:rPr>
         <w:t>（1）</w:t>
       </w:r>
       <w:r>
         <w:rPr>
-          <w:b/>
+          <w:rFonts w:ascii="宋体" w:hAnsi="宋体" w:eastAsia="宋体"/>
+          <w:b w:val="0"/>
+          <w:color w:val="000000"/>
+          <w:sz w:val="21"/>
         </w:rPr>
         <w:t>跨领域重复建设问题。</w:t>
       </w:r>
       <w:r>
+        <w:rPr>
+          <w:rFonts w:ascii="宋体" w:hAnsi="宋体" w:eastAsia="宋体"/>
+          <w:b w:val="0"/>
+          <w:color w:val="000000"/>
+          <w:sz w:val="21"/>
+        </w:rPr>
         <w:t xml:space="preserve"> 不同应用领域对同一地理区域的遥感数据各自独立处理，缺乏统一的中间表征层，造成严重的算力和人力资源浪费。</w:t>
       </w:r>
     </w:p>
     <w:p>
+      <w:pPr>
+        <w:spacing w:before="0" w:after="0" w:line="360" w:lineRule="auto"/>
+        <w:ind w:firstLine="420"/>
+      </w:pPr>
       <w:r>
+        <w:rPr>
+          <w:rFonts w:ascii="宋体" w:hAnsi="宋体" w:eastAsia="宋体"/>
+          <w:b w:val="0"/>
+          <w:color w:val="000000"/>
+          <w:sz w:val="21"/>
+        </w:rPr>
         <w:t>（2）</w:t>
       </w:r>
       <w:r>
         <w:rPr>
-          <w:b/>
+          <w:rFonts w:ascii="宋体" w:hAnsi="宋体" w:eastAsia="宋体"/>
+          <w:b w:val="0"/>
+          <w:color w:val="000000"/>
+          <w:sz w:val="21"/>
         </w:rPr>
         <w:t>单任务模型无法复用问题。</w:t>
       </w:r>
       <w:r>
+        <w:rPr>
+          <w:rFonts w:ascii="宋体" w:hAnsi="宋体" w:eastAsia="宋体"/>
+          <w:b w:val="0"/>
+          <w:color w:val="000000"/>
+          <w:sz w:val="21"/>
+        </w:rPr>
         <w:t xml:space="preserve"> 现有方法一个模型只能完成一个任务，无法将学习到的地表表征共享给多个下游应用。</w:t>
       </w:r>
     </w:p>
     <w:p>
       <w:pPr>
         <w:pStyle w:val="Heading2"/>
+        <w:spacing w:before="240" w:after="60"/>
+        <w:ind w:firstLine="0"/>
       </w:pPr>
       <w:r>
+        <w:rPr>
+          <w:rFonts w:ascii="宋体" w:hAnsi="宋体" w:eastAsia="宋体"/>
+          <w:b/>
+          <w:color w:val="000000"/>
+          <w:sz w:val="24"/>
+        </w:rPr>
         <w:t>2.2 技术层面问题</w:t>
       </w:r>
     </w:p>
     <w:p>
+      <w:pPr>
+        <w:spacing w:before="0" w:after="0" w:line="360" w:lineRule="auto"/>
+        <w:ind w:firstLine="420"/>
+      </w:pPr>
       <w:r>
+        <w:rPr>
+          <w:rFonts w:ascii="宋体" w:hAnsi="宋体" w:eastAsia="宋体"/>
+          <w:b w:val="0"/>
+          <w:color w:val="000000"/>
+          <w:sz w:val="21"/>
+        </w:rPr>
         <w:t>（3）</w:t>
       </w:r>
       <w:r>
         <w:rPr>
-          <w:b/>
+          <w:rFonts w:ascii="宋体" w:hAnsi="宋体" w:eastAsia="宋体"/>
+          <w:b w:val="0"/>
+          <w:color w:val="000000"/>
+          <w:sz w:val="21"/>
         </w:rPr>
         <w:t>嵌入坍缩问题。</w:t>
       </w:r>
       <w:r>
+        <w:rPr>
+          <w:rFonts w:ascii="宋体" w:hAnsi="宋体" w:eastAsia="宋体"/>
+          <w:b w:val="0"/>
+          <w:color w:val="000000"/>
+          <w:sz w:val="21"/>
+        </w:rPr>
         <w:t xml:space="preserve"> 现有自监督方法在训练过程中容易出现嵌入坍缩现象，即模型对不同输入生成高度相似的嵌入向量，导致嵌入失去区分能力。部分方法虽然在归一化后计算反坍缩损失，但归一化操作在嵌入坍缩时会使梯度趋于消失，反坍缩训练失效。</w:t>
       </w:r>
     </w:p>
     <w:p>
+      <w:pPr>
+        <w:spacing w:before="0" w:after="0" w:line="360" w:lineRule="auto"/>
+        <w:ind w:firstLine="420"/>
+      </w:pPr>
       <w:r>
+        <w:rPr>
+          <w:rFonts w:ascii="宋体" w:hAnsi="宋体" w:eastAsia="宋体"/>
+          <w:b w:val="0"/>
+          <w:color w:val="000000"/>
+          <w:sz w:val="21"/>
+        </w:rPr>
         <w:t>（4）</w:t>
       </w:r>
       <w:r>
         <w:rPr>
-          <w:b/>
+          <w:rFonts w:ascii="宋体" w:hAnsi="宋体" w:eastAsia="宋体"/>
+          <w:b w:val="0"/>
+          <w:color w:val="000000"/>
+          <w:sz w:val="21"/>
         </w:rPr>
         <w:t>时间敏感性不足问题。</w:t>
       </w:r>
       <w:r>
+        <w:rPr>
+          <w:rFonts w:ascii="宋体" w:hAnsi="宋体" w:eastAsia="宋体"/>
+          <w:b w:val="0"/>
+          <w:color w:val="000000"/>
+          <w:sz w:val="21"/>
+        </w:rPr>
         <w:t xml:space="preserve"> 现有方法主要依赖重建任务隐式学习时序信息，缺乏显式约束迫使不同时间窗口的嵌入产生可区分的差异，导致嵌入向量对地表时间变化不敏感。</w:t>
       </w:r>
     </w:p>
     <w:p>
+      <w:pPr>
+        <w:spacing w:before="0" w:after="0" w:line="360" w:lineRule="auto"/>
+        <w:ind w:firstLine="420"/>
+      </w:pPr>
       <w:r>
+        <w:rPr>
+          <w:rFonts w:ascii="宋体" w:hAnsi="宋体" w:eastAsia="宋体"/>
+          <w:b w:val="0"/>
+          <w:color w:val="000000"/>
+          <w:sz w:val="21"/>
+        </w:rPr>
         <w:t>（5）</w:t>
       </w:r>
       <w:r>
         <w:rPr>
-          <w:b/>
+          <w:rFonts w:ascii="宋体" w:hAnsi="宋体" w:eastAsia="宋体"/>
+          <w:b w:val="0"/>
+          <w:color w:val="000000"/>
+          <w:sz w:val="21"/>
         </w:rPr>
         <w:t>静态目标干扰时序学习问题。</w:t>
       </w:r>
       <w:r>
+        <w:rPr>
+          <w:rFonts w:ascii="宋体" w:hAnsi="宋体" w:eastAsia="宋体"/>
+          <w:b w:val="0"/>
+          <w:color w:val="000000"/>
+          <w:sz w:val="21"/>
+        </w:rPr>
         <w:t xml:space="preserve"> 现有方法将高程、土地覆盖等静态数据与动态遥感数据同等对待作为重建目标，静态目标的时间无关性会干扰模型对时间动态的建模。</w:t>
       </w:r>
     </w:p>
     <w:p>
       <w:pPr>
         <w:pStyle w:val="Heading1"/>
+        <w:spacing w:before="360" w:after="120"/>
+        <w:ind w:firstLine="0"/>
       </w:pPr>
       <w:r>
+        <w:rPr>
+          <w:rFonts w:ascii="宋体" w:hAnsi="宋体" w:eastAsia="宋体"/>
+          <w:b/>
+          <w:color w:val="000000"/>
+          <w:sz w:val="28"/>
+        </w:rPr>
         <w:t>三、技术方案详细阐述</w:t>
       </w:r>
     </w:p>
     <w:p>
       <w:pPr>
         <w:pStyle w:val="Heading2"/>
+        <w:spacing w:before="240" w:after="60"/>
+        <w:ind w:firstLine="0"/>
       </w:pPr>
       <w:r>
+        <w:rPr>
+          <w:rFonts w:ascii="宋体" w:hAnsi="宋体" w:eastAsia="宋体"/>
+          <w:b/>
+          <w:color w:val="000000"/>
+          <w:sz w:val="24"/>
+        </w:rPr>
         <w:t>3.1 背景与应用场景</w:t>
       </w:r>
     </w:p>
     <w:p>
+      <w:pPr>
+        <w:spacing w:before="0" w:after="0" w:line="360" w:lineRule="auto"/>
+        <w:ind w:firstLine="420"/>
+      </w:pPr>
       <w:r>
+        <w:rPr>
+          <w:rFonts w:ascii="宋体" w:hAnsi="宋体" w:eastAsia="宋体"/>
+          <w:b w:val="0"/>
+          <w:color w:val="000000"/>
+          <w:sz w:val="21"/>
+        </w:rPr>
         <w:t>本发明面向多时相、多源遥感数据的自监督嵌入学习场景，旨在构建一个通用的遥感嵌入底座。训练完成后，该底座可为多种下游应用提供标准化嵌入向量服务，包括但不限于：城市扩张监测、农田变化检测、水体范围动态追踪、森林覆盖变化分析、土地覆盖分类、灾害受损评估等。</w:t>
       </w:r>
     </w:p>
     <w:p>
+      <w:pPr>
+        <w:spacing w:before="0" w:after="0" w:line="360" w:lineRule="auto"/>
+        <w:ind w:firstLine="420"/>
+      </w:pPr>
       <w:r>
+        <w:rPr>
+          <w:rFonts w:ascii="宋体" w:hAnsi="宋体" w:eastAsia="宋体"/>
+          <w:b w:val="0"/>
+          <w:color w:val="000000"/>
+          <w:sz w:val="21"/>
+        </w:rPr>
         <w:t>本发明的核心定位是：通过预归一化反坍缩方法和双窗口时序对比方法，训练出对时间变化敏感且空间充分分散的嵌入向量。该嵌入向量是通用的地表表征，变化检测仅作为验证其时间敏感性的示例应用之一。</w:t>
       </w:r>
     </w:p>
     <w:p>
+      <w:pPr>
+        <w:spacing w:before="0" w:after="0" w:line="360" w:lineRule="auto"/>
+        <w:ind w:firstLine="420"/>
+      </w:pPr>
       <w:r>
+        <w:rPr>
+          <w:rFonts w:ascii="宋体" w:hAnsi="宋体" w:eastAsia="宋体"/>
+          <w:b w:val="0"/>
+          <w:color w:val="000000"/>
+          <w:sz w:val="21"/>
+        </w:rPr>
         <w:t>在多源异构数据融合方面，本发明采用离散格网划分方案，将不同来源、不同格式、不同分辨率的遥感数据统一映射到同一套空间网格中。每个网格单元对应地球表面一个固定的地理范围，所有数据源的数据均被归入对应的网格单元进行处理。这一方案彻底解决了传统投影坐标系在高海拔地区的变形误差问题，同时实现了多源数据的无缝融合。</w:t>
       </w:r>
     </w:p>
     <w:p>
       <w:pPr>
         <w:pStyle w:val="Heading2"/>
+        <w:spacing w:before="240" w:after="60"/>
+        <w:ind w:firstLine="0"/>
       </w:pPr>
       <w:r>
+        <w:rPr>
+          <w:rFonts w:ascii="宋体" w:hAnsi="宋体" w:eastAsia="宋体"/>
+          <w:b/>
+          <w:color w:val="000000"/>
+          <w:sz w:val="24"/>
+        </w:rPr>
         <w:t>3.2 系统架构</w:t>
       </w:r>
     </w:p>
     <w:p>
+      <w:pPr>
+        <w:spacing w:before="0" w:after="0" w:line="360" w:lineRule="auto"/>
+        <w:ind w:firstLine="420"/>
+      </w:pPr>
       <w:r>
+        <w:rPr>
+          <w:rFonts w:ascii="宋体" w:hAnsi="宋体" w:eastAsia="宋体"/>
+          <w:b w:val="0"/>
+          <w:color w:val="000000"/>
+          <w:sz w:val="21"/>
+        </w:rPr>
         <w:t>本系统由输入层、编码层、嵌入层、解码层和损失层组成。</w:t>
       </w:r>
     </w:p>
     <w:p>
-      <w:r/>
+      <w:pPr>
+        <w:spacing w:before="0" w:after="0" w:line="360" w:lineRule="auto"/>
+        <w:ind w:firstLine="420"/>
+      </w:pPr>
       <w:r>
         <w:rPr>
-          <w:b/>
+          <w:rFonts w:ascii="宋体" w:hAnsi="宋体" w:eastAsia="宋体"/>
+          <w:b w:val="0"/>
+          <w:color w:val="000000"/>
+          <w:sz w:val="21"/>
+        </w:rPr>
+      </w:r>
+      <w:r>
+        <w:rPr>
+          <w:rFonts w:ascii="宋体" w:hAnsi="宋体" w:eastAsia="宋体"/>
+          <w:b w:val="0"/>
+          <w:color w:val="000000"/>
+          <w:sz w:val="21"/>
         </w:rPr>
         <w:t>输入层</w:t>
       </w:r>
       <w:r>
+        <w:rPr>
+          <w:rFonts w:ascii="宋体" w:hAnsi="宋体" w:eastAsia="宋体"/>
+          <w:b w:val="0"/>
+          <w:color w:val="000000"/>
+          <w:sz w:val="21"/>
+        </w:rPr>
         <w:t>接收多源异构时序遥感数据，包括但不限于：光学遥感数据（如 Sentinel-2）、SAR 遥感数据（如 Sentinel-1）、多光谱遥感数据（如 Landsat）、无人机航拍数据、激光雷达点云数据、以及地面传感器监测数据。输入层为每种数据源配备独立的专用输入头，将不同通道数、不同空间分辨率的数据映射到统一的通道维度和空间分辨率，形成标准化的潜在空间表示。</w:t>
       </w:r>
     </w:p>
     <w:p>
-      <w:r/>
+      <w:pPr>
+        <w:spacing w:before="0" w:after="0" w:line="360" w:lineRule="auto"/>
+        <w:ind w:firstLine="420"/>
+      </w:pPr>
       <w:r>
         <w:rPr>
-          <w:b/>
+          <w:rFonts w:ascii="宋体" w:hAnsi="宋体" w:eastAsia="宋体"/>
+          <w:b w:val="0"/>
+          <w:color w:val="000000"/>
+          <w:sz w:val="21"/>
+        </w:rPr>
+      </w:r>
+      <w:r>
+        <w:rPr>
+          <w:rFonts w:ascii="宋体" w:hAnsi="宋体" w:eastAsia="宋体"/>
+          <w:b w:val="0"/>
+          <w:color w:val="000000"/>
+          <w:sz w:val="21"/>
         </w:rPr>
         <w:t>网格划分层</w:t>
       </w:r>
       <w:r>
+        <w:rPr>
+          <w:rFonts w:ascii="宋体" w:hAnsi="宋体" w:eastAsia="宋体"/>
+          <w:b w:val="0"/>
+          <w:color w:val="000000"/>
+          <w:sz w:val="21"/>
+        </w:rPr>
         <w:t>采用离散格网系统将地理空间统一剖分为多级网格单元（如 0.5 米至 10 米多级分辨率）。不同来源的遥感数据（卫星影像、无人机影像、地面传感器数据等）均按照其地理坐标归入对应的网格单元，在同一套格网框架下实现时空对齐。该格网系统具备全球一致性、多尺度无缝衔接和与北斗系统深度融合的优势，彻底解决了传统投影在高海拔地区的变形误差问题。</w:t>
       </w:r>
     </w:p>
     <w:p>
-      <w:r/>
+      <w:pPr>
+        <w:spacing w:before="0" w:after="0" w:line="360" w:lineRule="auto"/>
+        <w:ind w:firstLine="420"/>
+      </w:pPr>
       <w:r>
         <w:rPr>
-          <w:b/>
+          <w:rFonts w:ascii="宋体" w:hAnsi="宋体" w:eastAsia="宋体"/>
+          <w:b w:val="0"/>
+          <w:color w:val="000000"/>
+          <w:sz w:val="21"/>
+        </w:rPr>
+      </w:r>
+      <w:r>
+        <w:rPr>
+          <w:rFonts w:ascii="宋体" w:hAnsi="宋体" w:eastAsia="宋体"/>
+          <w:b w:val="0"/>
+          <w:color w:val="000000"/>
+          <w:sz w:val="21"/>
         </w:rPr>
         <w:t>编码层</w:t>
       </w:r>
       <w:r>
+        <w:rPr>
+          <w:rFonts w:ascii="宋体" w:hAnsi="宋体" w:eastAsia="宋体"/>
+          <w:b w:val="0"/>
+          <w:color w:val="000000"/>
+          <w:sz w:val="21"/>
+        </w:rPr>
         <w:t>包含专用输入头、时间编码器和多路径时空特征提取单元。专用输入头对各源数据独立进行卷积下采样，将不同数据源映射到统一的潜在空间；时间编码器将时间戳转换为时间编码并注入特征；多路径时空特征提取单元通过并行的时间路径、空间路径和精度路径融合时空信息。</w:t>
       </w:r>
     </w:p>
     <w:p>
-      <w:r/>
+      <w:pPr>
+        <w:spacing w:before="0" w:after="0" w:line="360" w:lineRule="auto"/>
+        <w:ind w:firstLine="420"/>
+      </w:pPr>
       <w:r>
         <w:rPr>
-          <w:b/>
+          <w:rFonts w:ascii="宋体" w:hAnsi="宋体" w:eastAsia="宋体"/>
+          <w:b w:val="0"/>
+          <w:color w:val="000000"/>
+          <w:sz w:val="21"/>
+        </w:rPr>
+      </w:r>
+      <w:r>
+        <w:rPr>
+          <w:rFonts w:ascii="宋体" w:hAnsi="宋体" w:eastAsia="宋体"/>
+          <w:b w:val="0"/>
+          <w:color w:val="000000"/>
+          <w:sz w:val="21"/>
         </w:rPr>
         <w:t>嵌入层</w:t>
       </w:r>
       <w:r>
+        <w:rPr>
+          <w:rFonts w:ascii="宋体" w:hAnsi="宋体" w:eastAsia="宋体"/>
+          <w:b w:val="0"/>
+          <w:color w:val="000000"/>
+          <w:sz w:val="21"/>
+        </w:rPr>
         <w:t>通过瓶颈结构将融合特征压缩到嵌入维度。训练阶段保留原始幅度（不施加 L2 归一化），推理阶段施加 L2 归一化并叠加噪声，输出单位球面上的嵌入向量。</w:t>
       </w:r>
     </w:p>
     <w:p>
-      <w:r/>
+      <w:pPr>
+        <w:spacing w:before="0" w:after="0" w:line="360" w:lineRule="auto"/>
+        <w:ind w:firstLine="420"/>
+      </w:pPr>
       <w:r>
         <w:rPr>
-          <w:b/>
+          <w:rFonts w:ascii="宋体" w:hAnsi="宋体" w:eastAsia="宋体"/>
+          <w:b w:val="0"/>
+          <w:color w:val="000000"/>
+          <w:sz w:val="21"/>
+        </w:rPr>
+      </w:r>
+      <w:r>
+        <w:rPr>
+          <w:rFonts w:ascii="宋体" w:hAnsi="宋体" w:eastAsia="宋体"/>
+          <w:b w:val="0"/>
+          <w:color w:val="000000"/>
+          <w:sz w:val="21"/>
         </w:rPr>
         <w:t>解码层</w:t>
       </w:r>
       <w:r>
+        <w:rPr>
+          <w:rFonts w:ascii="宋体" w:hAnsi="宋体" w:eastAsia="宋体"/>
+          <w:b w:val="0"/>
+          <w:color w:val="000000"/>
+          <w:sz w:val="21"/>
+        </w:rPr>
         <w:t>包含动态目标解码器和静态目标解码器，分别从嵌入向量中重建原始输入帧。</w:t>
       </w:r>
     </w:p>
     <w:p>
-      <w:r/>
+      <w:pPr>
+        <w:spacing w:before="0" w:after="0" w:line="360" w:lineRule="auto"/>
+        <w:ind w:firstLine="420"/>
+      </w:pPr>
       <w:r>
         <w:rPr>
-          <w:b/>
+          <w:rFonts w:ascii="宋体" w:hAnsi="宋体" w:eastAsia="宋体"/>
+          <w:b w:val="0"/>
+          <w:color w:val="000000"/>
+          <w:sz w:val="21"/>
+        </w:rPr>
+      </w:r>
+      <w:r>
+        <w:rPr>
+          <w:rFonts w:ascii="宋体" w:hAnsi="宋体" w:eastAsia="宋体"/>
+          <w:b w:val="0"/>
+          <w:color w:val="000000"/>
+          <w:sz w:val="21"/>
         </w:rPr>
         <w:t>损失层</w:t>
       </w:r>
       <w:r>
+        <w:rPr>
+          <w:rFonts w:ascii="宋体" w:hAnsi="宋体" w:eastAsia="宋体"/>
+          <w:b w:val="0"/>
+          <w:color w:val="000000"/>
+          <w:sz w:val="21"/>
+        </w:rPr>
         <w:t>包含重建损失、反坍缩损失、一致性损失和时序对比损失，加权后通过反向传播优化模型参数。</w:t>
       </w:r>
     </w:p>
     <w:p>
       <w:pPr>
+        <w:spacing w:before="120" w:after="120"/>
+        <w:ind w:firstLine="0"/>
         <w:jc w:val="center"/>
       </w:pPr>
       <w:r>
         <w:rPr>
+          <w:rFonts w:ascii="宋体" w:hAnsi="宋体" w:eastAsia="宋体"/>
+          <w:b w:val="0"/>
+          <w:color w:val="000000"/>
           <w:sz w:val="20"/>
         </w:rPr>
         <w:t>图1  系统整体架构图</w:t>
@@ -434,9 +1082,17 @@
     </w:p>
     <w:p>
       <w:pPr>
+        <w:spacing w:before="0" w:after="0" w:line="360" w:lineRule="auto"/>
+        <w:ind w:firstLine="420"/>
         <w:jc w:val="center"/>
       </w:pPr>
       <w:r>
+        <w:rPr>
+          <w:rFonts w:ascii="宋体" w:hAnsi="宋体" w:eastAsia="宋体"/>
+          <w:b w:val="0"/>
+          <w:color w:val="000000"/>
+          <w:sz w:val="21"/>
+        </w:rPr>
         <w:drawing>
           <wp:inline xmlns:a="http://schemas.openxmlformats.org/drawingml/2006/main" xmlns:pic="http://schemas.openxmlformats.org/drawingml/2006/picture">
             <wp:extent cx="5029200" cy="7057813"/>
@@ -474,28 +1130,64 @@
     <w:p>
       <w:pPr>
         <w:pStyle w:val="Heading2"/>
+        <w:spacing w:before="240" w:after="60"/>
+        <w:ind w:firstLine="0"/>
       </w:pPr>
       <w:r>
+        <w:rPr>
+          <w:rFonts w:ascii="宋体" w:hAnsi="宋体" w:eastAsia="宋体"/>
+          <w:b/>
+          <w:color w:val="000000"/>
+          <w:sz w:val="24"/>
+        </w:rPr>
         <w:t>3.3 模块功能说明</w:t>
       </w:r>
     </w:p>
     <w:p>
-      <w:r/>
+      <w:pPr>
+        <w:spacing w:before="0" w:after="0" w:line="360" w:lineRule="auto"/>
+        <w:ind w:firstLine="420"/>
+      </w:pPr>
       <w:r>
         <w:rPr>
-          <w:b/>
+          <w:rFonts w:ascii="宋体" w:hAnsi="宋体" w:eastAsia="宋体"/>
+          <w:b w:val="0"/>
+          <w:color w:val="000000"/>
+          <w:sz w:val="21"/>
+        </w:rPr>
+      </w:r>
+      <w:r>
+        <w:rPr>
+          <w:rFonts w:ascii="宋体" w:hAnsi="宋体" w:eastAsia="宋体"/>
+          <w:b w:val="0"/>
+          <w:color w:val="000000"/>
+          <w:sz w:val="21"/>
         </w:rPr>
         <w:t>专用输入头</w:t>
       </w:r>
       <w:r>
+        <w:rPr>
+          <w:rFonts w:ascii="宋体" w:hAnsi="宋体" w:eastAsia="宋体"/>
+          <w:b w:val="0"/>
+          <w:color w:val="000000"/>
+          <w:sz w:val="21"/>
+        </w:rPr>
         <w:t>：为每种数据源配备独立的输入头，将不同数据源映射到统一的潜在空间。例如，光学遥感数据（多通道）、SAR 遥感数据（双通道）、多光谱遥感数据（多通道）、无人机航拍数据（三通道 RGB）以及激光雷达数据（单通道高程）等，均通过各自专用的卷积下采样 stem 进行处理。每个输入头将源特定的光谱特征和空间分辨率映射到统一的通道维度和空间分辨率，使后续模块能够以统一的方式处理来自不同数据源的特征。输入头的设计保证了系统的可扩展性——新增数据源时，只需增加对应的专用输入头，无需修改下游模块。</w:t>
       </w:r>
     </w:p>
     <w:p>
       <w:pPr>
+        <w:spacing w:before="0" w:after="0" w:line="360" w:lineRule="auto"/>
+        <w:ind w:firstLine="420"/>
         <w:jc w:val="center"/>
       </w:pPr>
       <w:r>
+        <w:rPr>
+          <w:rFonts w:ascii="宋体" w:hAnsi="宋体" w:eastAsia="宋体"/>
+          <w:b w:val="0"/>
+          <w:color w:val="000000"/>
+          <w:sz w:val="21"/>
+        </w:rPr>
         <w:drawing>
           <wp:inline xmlns:a="http://schemas.openxmlformats.org/drawingml/2006/main" xmlns:pic="http://schemas.openxmlformats.org/drawingml/2006/picture">
             <wp:extent cx="5029200" cy="3179008"/>
@@ -530,37 +1222,73 @@
         </w:drawing>
       </w:r>
     </w:p>
-    <w:p/>
     <w:p>
       <w:pPr>
+        <w:spacing w:before="0" w:after="0" w:line="360" w:lineRule="auto"/>
+        <w:ind w:firstLine="420"/>
+      </w:pPr>
+    </w:p>
+    <w:p>
+      <w:pPr>
+        <w:spacing w:before="120" w:after="120"/>
+        <w:ind w:firstLine="0"/>
         <w:jc w:val="center"/>
       </w:pPr>
       <w:r>
         <w:rPr>
-          <w:rFonts w:ascii="宋体" w:hAnsi="宋体"/>
+          <w:rFonts w:ascii="宋体" w:hAnsi="宋体" w:eastAsia="宋体"/>
           <w:b w:val="0"/>
+          <w:color w:val="000000"/>
           <w:sz w:val="20"/>
         </w:rPr>
         <w:t>图4  专用输入头示意图</w:t>
       </w:r>
     </w:p>
     <w:p>
-      <w:r/>
+      <w:pPr>
+        <w:spacing w:before="0" w:after="0" w:line="360" w:lineRule="auto"/>
+        <w:ind w:firstLine="420"/>
+      </w:pPr>
       <w:r>
         <w:rPr>
-          <w:b/>
+          <w:rFonts w:ascii="宋体" w:hAnsi="宋体" w:eastAsia="宋体"/>
+          <w:b w:val="0"/>
+          <w:color w:val="000000"/>
+          <w:sz w:val="21"/>
+        </w:rPr>
+      </w:r>
+      <w:r>
+        <w:rPr>
+          <w:rFonts w:ascii="宋体" w:hAnsi="宋体" w:eastAsia="宋体"/>
+          <w:b w:val="0"/>
+          <w:color w:val="000000"/>
+          <w:sz w:val="21"/>
         </w:rPr>
         <w:t>网格划分层</w:t>
       </w:r>
       <w:r>
+        <w:rPr>
+          <w:rFonts w:ascii="宋体" w:hAnsi="宋体" w:eastAsia="宋体"/>
+          <w:b w:val="0"/>
+          <w:color w:val="000000"/>
+          <w:sz w:val="21"/>
+        </w:rPr>
         <w:t>：在专用输入头处理之前，所有数据源的数据首先通过离散格网系统进行空间对齐。该系统将地理空间统一剖分为多级网格单元，不同分辨率、不同坐标系的遥感数据均按照地理坐标归入对应网格。网格单元作为数据组织的基本单位，确保了多源数据在输入模型前已在同一空间框架下对齐，避免了传统方法中因投影转换和分辨率差异导致的数据错位问题。</w:t>
       </w:r>
     </w:p>
     <w:p>
       <w:pPr>
+        <w:spacing w:before="0" w:after="0" w:line="360" w:lineRule="auto"/>
+        <w:ind w:firstLine="420"/>
         <w:jc w:val="center"/>
       </w:pPr>
       <w:r>
+        <w:rPr>
+          <w:rFonts w:ascii="宋体" w:hAnsi="宋体" w:eastAsia="宋体"/>
+          <w:b w:val="0"/>
+          <w:color w:val="000000"/>
+          <w:sz w:val="21"/>
+        </w:rPr>
         <w:drawing>
           <wp:inline xmlns:a="http://schemas.openxmlformats.org/drawingml/2006/main" xmlns:pic="http://schemas.openxmlformats.org/drawingml/2006/picture">
             <wp:extent cx="5029200" cy="4008120"/>
@@ -595,106 +1323,260 @@
         </w:drawing>
       </w:r>
     </w:p>
-    <w:p/>
     <w:p>
       <w:pPr>
+        <w:spacing w:before="0" w:after="0" w:line="360" w:lineRule="auto"/>
+        <w:ind w:firstLine="420"/>
+      </w:pPr>
+    </w:p>
+    <w:p>
+      <w:pPr>
+        <w:spacing w:before="120" w:after="120"/>
+        <w:ind w:firstLine="0"/>
         <w:jc w:val="center"/>
       </w:pPr>
       <w:r>
         <w:rPr>
-          <w:rFonts w:ascii="宋体" w:hAnsi="宋体"/>
+          <w:rFonts w:ascii="宋体" w:hAnsi="宋体" w:eastAsia="宋体"/>
           <w:b w:val="0"/>
+          <w:color w:val="000000"/>
           <w:sz w:val="20"/>
         </w:rPr>
         <w:t>图3  离散格网划分示意图</w:t>
       </w:r>
     </w:p>
     <w:p>
-      <w:r/>
+      <w:pPr>
+        <w:spacing w:before="0" w:after="0" w:line="360" w:lineRule="auto"/>
+        <w:ind w:firstLine="420"/>
+      </w:pPr>
       <w:r>
         <w:rPr>
-          <w:b/>
+          <w:rFonts w:ascii="宋体" w:hAnsi="宋体" w:eastAsia="宋体"/>
+          <w:b w:val="0"/>
+          <w:color w:val="000000"/>
+          <w:sz w:val="21"/>
+        </w:rPr>
+      </w:r>
+      <w:r>
+        <w:rPr>
+          <w:rFonts w:ascii="宋体" w:hAnsi="宋体" w:eastAsia="宋体"/>
+          <w:b w:val="0"/>
+          <w:color w:val="000000"/>
+          <w:sz w:val="21"/>
         </w:rPr>
         <w:t>时间编码器</w:t>
       </w:r>
       <w:r>
+        <w:rPr>
+          <w:rFonts w:ascii="宋体" w:hAnsi="宋体" w:eastAsia="宋体"/>
+          <w:b w:val="0"/>
+          <w:color w:val="000000"/>
+          <w:sz w:val="21"/>
+        </w:rPr>
         <w:t>：将原始时间戳转换为正弦时间码，与空间特征拼接后注入模型，使模型能够感知观测时间的先后顺序和间隔。</w:t>
       </w:r>
     </w:p>
     <w:p>
-      <w:r/>
+      <w:pPr>
+        <w:spacing w:before="0" w:after="0" w:line="360" w:lineRule="auto"/>
+        <w:ind w:firstLine="420"/>
+      </w:pPr>
       <w:r>
         <w:rPr>
-          <w:b/>
+          <w:rFonts w:ascii="宋体" w:hAnsi="宋体" w:eastAsia="宋体"/>
+          <w:b w:val="0"/>
+          <w:color w:val="000000"/>
+          <w:sz w:val="21"/>
+        </w:rPr>
+      </w:r>
+      <w:r>
+        <w:rPr>
+          <w:rFonts w:ascii="宋体" w:hAnsi="宋体" w:eastAsia="宋体"/>
+          <w:b w:val="0"/>
+          <w:color w:val="000000"/>
+          <w:sz w:val="21"/>
         </w:rPr>
         <w:t>多路径时空特征提取单元</w:t>
       </w:r>
       <w:r>
+        <w:rPr>
+          <w:rFonts w:ascii="宋体" w:hAnsi="宋体" w:eastAsia="宋体"/>
+          <w:b w:val="0"/>
+          <w:color w:val="000000"/>
+          <w:sz w:val="21"/>
+        </w:rPr>
         <w:t>：采用三路并行算子处理编码后的特征。时间路径沿时间维度建模时序依赖；空间路径捕捉局部与非局部的空间长距离依赖；精度路径保留高空间分辨率的局部细节。三路输出通过信息融合机制整合为多尺度时空表征。</w:t>
       </w:r>
     </w:p>
     <w:p>
-      <w:r/>
+      <w:pPr>
+        <w:spacing w:before="0" w:after="0" w:line="360" w:lineRule="auto"/>
+        <w:ind w:firstLine="420"/>
+      </w:pPr>
       <w:r>
         <w:rPr>
-          <w:b/>
+          <w:rFonts w:ascii="宋体" w:hAnsi="宋体" w:eastAsia="宋体"/>
+          <w:b w:val="0"/>
+          <w:color w:val="000000"/>
+          <w:sz w:val="21"/>
+        </w:rPr>
+      </w:r>
+      <w:r>
+        <w:rPr>
+          <w:rFonts w:ascii="宋体" w:hAnsi="宋体" w:eastAsia="宋体"/>
+          <w:b w:val="0"/>
+          <w:color w:val="000000"/>
+          <w:sz w:val="21"/>
         </w:rPr>
         <w:t>嵌入层</w:t>
       </w:r>
       <w:r>
+        <w:rPr>
+          <w:rFonts w:ascii="宋体" w:hAnsi="宋体" w:eastAsia="宋体"/>
+          <w:b w:val="0"/>
+          <w:color w:val="000000"/>
+          <w:sz w:val="21"/>
+        </w:rPr>
         <w:t>：将多路径时空特征提取单元输出的特征图通过卷积压缩到嵌入维度。训练阶段保留原始幅度，确保反坍缩损失在原始空间中计算；推理阶段施加归一化并叠加分布噪声，输出单位球面上的嵌入向量。</w:t>
       </w:r>
     </w:p>
     <w:p>
-      <w:r/>
+      <w:pPr>
+        <w:spacing w:before="0" w:after="0" w:line="360" w:lineRule="auto"/>
+        <w:ind w:firstLine="420"/>
+      </w:pPr>
       <w:r>
         <w:rPr>
-          <w:b/>
+          <w:rFonts w:ascii="宋体" w:hAnsi="宋体" w:eastAsia="宋体"/>
+          <w:b w:val="0"/>
+          <w:color w:val="000000"/>
+          <w:sz w:val="21"/>
+        </w:rPr>
+      </w:r>
+      <w:r>
+        <w:rPr>
+          <w:rFonts w:ascii="宋体" w:hAnsi="宋体" w:eastAsia="宋体"/>
+          <w:b w:val="0"/>
+          <w:color w:val="000000"/>
+          <w:sz w:val="21"/>
         </w:rPr>
         <w:t>条件解码器</w:t>
       </w:r>
       <w:r>
+        <w:rPr>
+          <w:rFonts w:ascii="宋体" w:hAnsi="宋体" w:eastAsia="宋体"/>
+          <w:b w:val="0"/>
+          <w:color w:val="000000"/>
+          <w:sz w:val="21"/>
+        </w:rPr>
         <w:t>：为每个目标源配备源特定的解码器，从嵌入向量中重建原始输入帧。动态目标（光学、SAR、多光谱）使用完整权重，静态目标（高程、土地覆盖）使用降低后的权重，使模型优先学习需要时间信息才能重建的动态特征。</w:t>
       </w:r>
     </w:p>
     <w:p>
       <w:pPr>
         <w:pStyle w:val="Heading2"/>
+        <w:spacing w:before="240" w:after="60"/>
+        <w:ind w:firstLine="0"/>
       </w:pPr>
       <w:r>
+        <w:rPr>
+          <w:rFonts w:ascii="宋体" w:hAnsi="宋体" w:eastAsia="宋体"/>
+          <w:b/>
+          <w:color w:val="000000"/>
+          <w:sz w:val="24"/>
+        </w:rPr>
         <w:t>3.4 系统流程</w:t>
       </w:r>
     </w:p>
     <w:p>
+      <w:pPr>
+        <w:spacing w:before="0" w:after="0" w:line="360" w:lineRule="auto"/>
+        <w:ind w:firstLine="420"/>
+      </w:pPr>
       <w:r>
+        <w:rPr>
+          <w:rFonts w:ascii="宋体" w:hAnsi="宋体" w:eastAsia="宋体"/>
+          <w:b w:val="0"/>
+          <w:color w:val="000000"/>
+          <w:sz w:val="21"/>
+        </w:rPr>
         <w:t>本发明的系统流程包括数据输入与编码、嵌入生成、损失计算和参数优化四个阶段。</w:t>
       </w:r>
     </w:p>
     <w:p>
+      <w:pPr>
+        <w:spacing w:before="0" w:after="0" w:line="360" w:lineRule="auto"/>
+        <w:ind w:firstLine="420"/>
+      </w:pPr>
       <w:r>
+        <w:rPr>
+          <w:rFonts w:ascii="宋体" w:hAnsi="宋体" w:eastAsia="宋体"/>
+          <w:b w:val="0"/>
+          <w:color w:val="000000"/>
+          <w:sz w:val="21"/>
+        </w:rPr>
         <w:t>第一阶段为数据输入与编码。多源异构时序遥感数据首先通过离散格网系统进行空间对齐，归入统一的网格单元；随后，每种数据源经过各自专用的输入头进行独立下采样和特征提取，映射到统一的潜在空间；时间编码器将时间戳信息注入特征中；多路径时空特征提取单元通过三路并行算子融合时空信息。</w:t>
       </w:r>
     </w:p>
     <w:p>
+      <w:pPr>
+        <w:spacing w:before="0" w:after="0" w:line="360" w:lineRule="auto"/>
+        <w:ind w:firstLine="420"/>
+      </w:pPr>
       <w:r>
+        <w:rPr>
+          <w:rFonts w:ascii="宋体" w:hAnsi="宋体" w:eastAsia="宋体"/>
+          <w:b w:val="0"/>
+          <w:color w:val="000000"/>
+          <w:sz w:val="21"/>
+        </w:rPr>
         <w:t>第二阶段为嵌入生成。嵌入层将融合后的特征压缩到嵌入维度。训练时保留原始幅度，推理时进行归一化。</w:t>
       </w:r>
     </w:p>
     <w:p>
+      <w:pPr>
+        <w:spacing w:before="0" w:after="0" w:line="360" w:lineRule="auto"/>
+        <w:ind w:firstLine="420"/>
+      </w:pPr>
       <w:r>
+        <w:rPr>
+          <w:rFonts w:ascii="宋体" w:hAnsi="宋体" w:eastAsia="宋体"/>
+          <w:b w:val="0"/>
+          <w:color w:val="000000"/>
+          <w:sz w:val="21"/>
+        </w:rPr>
         <w:t>第三阶段为损失计算。反坍缩损失在原始幅度空间中计算；双窗口时序对比损失对两个不重叠时间窗口的嵌入进行约束；教师-学生一致性损失要求扰动输入与完整输入产生相似的嵌入；重建损失评估解码质量。</w:t>
       </w:r>
     </w:p>
     <w:p>
+      <w:pPr>
+        <w:spacing w:before="0" w:after="0" w:line="360" w:lineRule="auto"/>
+        <w:ind w:firstLine="420"/>
+      </w:pPr>
       <w:r>
+        <w:rPr>
+          <w:rFonts w:ascii="宋体" w:hAnsi="宋体" w:eastAsia="宋体"/>
+          <w:b w:val="0"/>
+          <w:color w:val="000000"/>
+          <w:sz w:val="21"/>
+        </w:rPr>
         <w:t>第四阶段为优化。各损失加权求和后通过反向传播更新模型参数。</w:t>
       </w:r>
     </w:p>
     <w:p>
       <w:pPr>
+        <w:spacing w:before="0" w:after="0" w:line="360" w:lineRule="auto"/>
+        <w:ind w:firstLine="420"/>
         <w:jc w:val="center"/>
       </w:pPr>
       <w:r>
+        <w:rPr>
+          <w:rFonts w:ascii="宋体" w:hAnsi="宋体" w:eastAsia="宋体"/>
+          <w:b w:val="0"/>
+          <w:color w:val="000000"/>
+          <w:sz w:val="21"/>
+        </w:rPr>
         <w:drawing>
           <wp:inline xmlns:a="http://schemas.openxmlformats.org/drawingml/2006/main" xmlns:pic="http://schemas.openxmlformats.org/drawingml/2006/picture">
             <wp:extent cx="5029200" cy="3335895"/>
@@ -729,15 +1611,23 @@
         </w:drawing>
       </w:r>
     </w:p>
-    <w:p/>
     <w:p>
       <w:pPr>
+        <w:spacing w:before="0" w:after="0" w:line="360" w:lineRule="auto"/>
+        <w:ind w:firstLine="420"/>
+      </w:pPr>
+    </w:p>
+    <w:p>
+      <w:pPr>
+        <w:spacing w:before="120" w:after="120"/>
+        <w:ind w:firstLine="0"/>
         <w:jc w:val="center"/>
       </w:pPr>
       <w:r>
         <w:rPr>
-          <w:rFonts w:ascii="宋体" w:hAnsi="宋体"/>
+          <w:rFonts w:ascii="宋体" w:hAnsi="宋体" w:eastAsia="宋体"/>
           <w:b w:val="0"/>
+          <w:color w:val="000000"/>
           <w:sz w:val="20"/>
         </w:rPr>
         <w:t>图2  多源数据到多任务复用的数据流程图</w:t>
@@ -746,36 +1636,92 @@
     <w:p>
       <w:pPr>
         <w:pStyle w:val="Heading3"/>
+        <w:spacing w:before="120" w:after="60"/>
+        <w:ind w:firstLine="0"/>
       </w:pPr>
       <w:r>
+        <w:rPr>
+          <w:rFonts w:ascii="宋体" w:hAnsi="宋体" w:eastAsia="宋体"/>
+          <w:b/>
+          <w:color w:val="000000"/>
+          <w:sz w:val="22"/>
+        </w:rPr>
         <w:t>3.4.1 预归一化反坍缩方法</w:t>
       </w:r>
     </w:p>
     <w:p>
+      <w:pPr>
+        <w:spacing w:before="0" w:after="0" w:line="360" w:lineRule="auto"/>
+        <w:ind w:firstLine="420"/>
+      </w:pPr>
       <w:r>
+        <w:rPr>
+          <w:rFonts w:ascii="宋体" w:hAnsi="宋体" w:eastAsia="宋体"/>
+          <w:b w:val="0"/>
+          <w:color w:val="000000"/>
+          <w:sz w:val="21"/>
+        </w:rPr>
         <w:t>本发明的核心创新之一是在原始幅度空间中计算反坍缩损失，避免归一化操作导致的梯度消失问题。</w:t>
       </w:r>
     </w:p>
     <w:p>
+      <w:pPr>
+        <w:spacing w:before="0" w:after="0" w:line="360" w:lineRule="auto"/>
+        <w:ind w:firstLine="420"/>
+      </w:pPr>
       <w:r>
+        <w:rPr>
+          <w:rFonts w:ascii="宋体" w:hAnsi="宋体" w:eastAsia="宋体"/>
+          <w:b w:val="0"/>
+          <w:color w:val="000000"/>
+          <w:sz w:val="21"/>
+        </w:rPr>
         <w:t>具体而言，对嵌入向量进行标准化后，在欧氏空间中计算成对核函数的均匀性损失。该损失通过自适应温度参数调节，确保梯度在正常数值范围内，不会出现消失现象。</w:t>
       </w:r>
     </w:p>
     <w:p>
+      <w:pPr>
+        <w:spacing w:before="0" w:after="0" w:line="360" w:lineRule="auto"/>
+        <w:ind w:firstLine="420"/>
+      </w:pPr>
       <w:r>
+        <w:rPr>
+          <w:rFonts w:ascii="宋体" w:hAnsi="宋体" w:eastAsia="宋体"/>
+          <w:b w:val="0"/>
+          <w:color w:val="000000"/>
+          <w:sz w:val="21"/>
+        </w:rPr>
         <w:t>同时采用三重辅助约束增强反坍缩效果：去相关损失计算嵌入维度间的互相关矩阵并最小化非对角元素；方差正则化对每个维度的标准差施加约束，防止维度坍缩到零点；瓶颈正交性损失对压缩层的权重矩阵施加正交约束，在嵌入趋于坍缩时仍可通过权重梯度提供优化信号。</w:t>
       </w:r>
     </w:p>
     <w:p>
+      <w:pPr>
+        <w:spacing w:before="0" w:after="0" w:line="360" w:lineRule="auto"/>
+        <w:ind w:firstLine="420"/>
+      </w:pPr>
       <w:r>
+        <w:rPr>
+          <w:rFonts w:ascii="宋体" w:hAnsi="宋体" w:eastAsia="宋体"/>
+          <w:b w:val="0"/>
+          <w:color w:val="000000"/>
+          <w:sz w:val="21"/>
+        </w:rPr>
         <w:t>训练阶段跳过归一化操作，直接在原始幅度空间中计算上述全部反坍缩损失，确保反坍缩梯度始终非零；推理阶段恢复归一化操作，输出标准单位球面上的嵌入向量。</w:t>
       </w:r>
     </w:p>
     <w:p>
       <w:pPr>
+        <w:spacing w:before="0" w:after="0" w:line="360" w:lineRule="auto"/>
+        <w:ind w:firstLine="420"/>
         <w:jc w:val="center"/>
       </w:pPr>
       <w:r>
+        <w:rPr>
+          <w:rFonts w:ascii="宋体" w:hAnsi="宋体" w:eastAsia="宋体"/>
+          <w:b w:val="0"/>
+          <w:color w:val="000000"/>
+          <w:sz w:val="21"/>
+        </w:rPr>
         <w:drawing>
           <wp:inline xmlns:a="http://schemas.openxmlformats.org/drawingml/2006/main" xmlns:pic="http://schemas.openxmlformats.org/drawingml/2006/picture">
             <wp:extent cx="5029200" cy="2993813"/>
@@ -810,15 +1756,23 @@
         </w:drawing>
       </w:r>
     </w:p>
-    <w:p/>
     <w:p>
       <w:pPr>
+        <w:spacing w:before="0" w:after="0" w:line="360" w:lineRule="auto"/>
+        <w:ind w:firstLine="420"/>
+      </w:pPr>
+    </w:p>
+    <w:p>
+      <w:pPr>
+        <w:spacing w:before="120" w:after="120"/>
+        <w:ind w:firstLine="0"/>
         <w:jc w:val="center"/>
       </w:pPr>
       <w:r>
         <w:rPr>
-          <w:rFonts w:ascii="宋体" w:hAnsi="宋体"/>
+          <w:rFonts w:ascii="宋体" w:hAnsi="宋体" w:eastAsia="宋体"/>
           <w:b w:val="0"/>
+          <w:color w:val="000000"/>
           <w:sz w:val="20"/>
         </w:rPr>
         <w:t>图6  预归一化两阶段策略对比图</w:t>
@@ -827,46 +1781,122 @@
     <w:p>
       <w:pPr>
         <w:pStyle w:val="Heading3"/>
+        <w:spacing w:before="120" w:after="60"/>
+        <w:ind w:firstLine="0"/>
       </w:pPr>
       <w:r>
+        <w:rPr>
+          <w:rFonts w:ascii="宋体" w:hAnsi="宋体" w:eastAsia="宋体"/>
+          <w:b/>
+          <w:color w:val="000000"/>
+          <w:sz w:val="22"/>
+        </w:rPr>
         <w:t>3.4.2 双窗口时序对比方法</w:t>
       </w:r>
     </w:p>
     <w:p>
+      <w:pPr>
+        <w:spacing w:before="0" w:after="0" w:line="360" w:lineRule="auto"/>
+        <w:ind w:firstLine="420"/>
+      </w:pPr>
       <w:r>
+        <w:rPr>
+          <w:rFonts w:ascii="宋体" w:hAnsi="宋体" w:eastAsia="宋体"/>
+          <w:b w:val="0"/>
+          <w:color w:val="000000"/>
+          <w:sz w:val="21"/>
+        </w:rPr>
         <w:t>本发明的另一核心创新是引入双窗口采样和时序对比损失，显式约束嵌入对时间变化敏感。</w:t>
       </w:r>
     </w:p>
     <w:p>
+      <w:pPr>
+        <w:spacing w:before="0" w:after="0" w:line="360" w:lineRule="auto"/>
+        <w:ind w:firstLine="420"/>
+      </w:pPr>
       <w:r>
+        <w:rPr>
+          <w:rFonts w:ascii="宋体" w:hAnsi="宋体" w:eastAsia="宋体"/>
+          <w:b w:val="0"/>
+          <w:color w:val="000000"/>
+          <w:sz w:val="21"/>
+        </w:rPr>
         <w:t>双窗口采样：对同一地理区域抽取两个不重叠的时间窗口，分别输入模型得到两组嵌入。</w:t>
       </w:r>
     </w:p>
     <w:p>
+      <w:pPr>
+        <w:spacing w:before="0" w:after="0" w:line="360" w:lineRule="auto"/>
+        <w:ind w:firstLine="420"/>
+      </w:pPr>
       <w:r>
+        <w:rPr>
+          <w:rFonts w:ascii="宋体" w:hAnsi="宋体" w:eastAsia="宋体"/>
+          <w:b w:val="0"/>
+          <w:color w:val="000000"/>
+          <w:sz w:val="21"/>
+        </w:rPr>
         <w:t>全局时序对比损失：对两组嵌入的全局平均向量计算相似度，使用 hinge 损失约束相似度低于目标阈值。该阈值表示即使同一地点，不同时间窗口的嵌入也应保持足够差异。</w:t>
       </w:r>
     </w:p>
     <w:p>
+      <w:pPr>
+        <w:spacing w:before="0" w:after="0" w:line="360" w:lineRule="auto"/>
+        <w:ind w:firstLine="420"/>
+      </w:pPr>
       <w:r>
+        <w:rPr>
+          <w:rFonts w:ascii="宋体" w:hAnsi="宋体" w:eastAsia="宋体"/>
+          <w:b w:val="0"/>
+          <w:color w:val="000000"/>
+          <w:sz w:val="21"/>
+        </w:rPr>
         <w:t>像素级时序损失：在两组嵌入的每个空间位置上独立计算相似度，采用自适应空间加权策略：图像差异大的区域要求嵌入差异更大，未变化区域要求嵌入保持相似。</w:t>
       </w:r>
     </w:p>
     <w:p>
+      <w:pPr>
+        <w:spacing w:before="0" w:after="0" w:line="360" w:lineRule="auto"/>
+        <w:ind w:firstLine="420"/>
+      </w:pPr>
       <w:r>
+        <w:rPr>
+          <w:rFonts w:ascii="宋体" w:hAnsi="宋体" w:eastAsia="宋体"/>
+          <w:b w:val="0"/>
+          <w:color w:val="000000"/>
+          <w:sz w:val="21"/>
+        </w:rPr>
         <w:t>间隔感知时序损失：根据两个窗口的时间间隔动态调整目标相似度。间隔越小要求相似度越高，间隔越大允许差异越大。</w:t>
       </w:r>
     </w:p>
     <w:p>
+      <w:pPr>
+        <w:spacing w:before="0" w:after="0" w:line="360" w:lineRule="auto"/>
+        <w:ind w:firstLine="420"/>
+      </w:pPr>
       <w:r>
+        <w:rPr>
+          <w:rFonts w:ascii="宋体" w:hAnsi="宋体" w:eastAsia="宋体"/>
+          <w:b w:val="0"/>
+          <w:color w:val="000000"/>
+          <w:sz w:val="21"/>
+        </w:rPr>
         <w:t>反斜对角对比损失：将批次中对角线位置的样本对视为负样本，鼓励批次内不同地点的窗口嵌入互相区分。</w:t>
       </w:r>
     </w:p>
     <w:p>
       <w:pPr>
+        <w:spacing w:before="0" w:after="0" w:line="360" w:lineRule="auto"/>
+        <w:ind w:firstLine="420"/>
         <w:jc w:val="center"/>
       </w:pPr>
       <w:r>
+        <w:rPr>
+          <w:rFonts w:ascii="宋体" w:hAnsi="宋体" w:eastAsia="宋体"/>
+          <w:b w:val="0"/>
+          <w:color w:val="000000"/>
+          <w:sz w:val="21"/>
+        </w:rPr>
         <w:drawing>
           <wp:inline xmlns:a="http://schemas.openxmlformats.org/drawingml/2006/main" xmlns:pic="http://schemas.openxmlformats.org/drawingml/2006/picture">
             <wp:extent cx="5029200" cy="2717614"/>
@@ -901,15 +1931,23 @@
         </w:drawing>
       </w:r>
     </w:p>
-    <w:p/>
     <w:p>
       <w:pPr>
+        <w:spacing w:before="0" w:after="0" w:line="360" w:lineRule="auto"/>
+        <w:ind w:firstLine="420"/>
+      </w:pPr>
+    </w:p>
+    <w:p>
+      <w:pPr>
+        <w:spacing w:before="120" w:after="120"/>
+        <w:ind w:firstLine="0"/>
         <w:jc w:val="center"/>
       </w:pPr>
       <w:r>
         <w:rPr>
-          <w:rFonts w:ascii="宋体" w:hAnsi="宋体"/>
+          <w:rFonts w:ascii="宋体" w:hAnsi="宋体" w:eastAsia="宋体"/>
           <w:b w:val="0"/>
+          <w:color w:val="000000"/>
           <w:sz w:val="20"/>
         </w:rPr>
         <w:t>图5  双窗口时序对比示意图</w:t>
@@ -918,39 +1956,93 @@
     <w:p>
       <w:pPr>
         <w:pStyle w:val="Heading3"/>
+        <w:spacing w:before="120" w:after="60"/>
+        <w:ind w:firstLine="0"/>
       </w:pPr>
       <w:r>
+        <w:rPr>
+          <w:rFonts w:ascii="宋体" w:hAnsi="宋体" w:eastAsia="宋体"/>
+          <w:b/>
+          <w:color w:val="000000"/>
+          <w:sz w:val="22"/>
+        </w:rPr>
         <w:t>3.4.3 教师-学生一致性机制</w:t>
       </w:r>
     </w:p>
     <w:p>
+      <w:pPr>
+        <w:spacing w:before="0" w:after="0" w:line="360" w:lineRule="auto"/>
+        <w:ind w:firstLine="420"/>
+      </w:pPr>
       <w:r>
+        <w:rPr>
+          <w:rFonts w:ascii="宋体" w:hAnsi="宋体" w:eastAsia="宋体"/>
+          <w:b w:val="0"/>
+          <w:color w:val="000000"/>
+          <w:sz w:val="21"/>
+        </w:rPr>
         <w:t>训练时采用教师-学生框架。教师模型接收完整输入序列，学生模型接收扰动输入。一致性损失要求教师嵌入与学生嵌入的相似度接近最大值。</w:t>
       </w:r>
     </w:p>
     <w:p>
+      <w:pPr>
+        <w:spacing w:before="0" w:after="0" w:line="360" w:lineRule="auto"/>
+        <w:ind w:firstLine="420"/>
+      </w:pPr>
       <w:r>
+        <w:rPr>
+          <w:rFonts w:ascii="宋体" w:hAnsi="宋体" w:eastAsia="宋体"/>
+          <w:b w:val="0"/>
+          <w:color w:val="000000"/>
+          <w:sz w:val="21"/>
+        </w:rPr>
         <w:t>扰动策略包括多层：源级别丢弃（以一定概率完全丢弃部分数据源）；帧级别丢弃（以一定概率随机丢弃部分时间帧）；前后截断（以一定概率丢弃序列的前半段或后半段）。通过多阶段扰动迫使模型学习对输入变化鲁棒的通用表征。</w:t>
       </w:r>
     </w:p>
     <w:p>
       <w:pPr>
         <w:pStyle w:val="Heading3"/>
+        <w:spacing w:before="120" w:after="60"/>
+        <w:ind w:firstLine="0"/>
       </w:pPr>
       <w:r>
+        <w:rPr>
+          <w:rFonts w:ascii="宋体" w:hAnsi="宋体" w:eastAsia="宋体"/>
+          <w:b/>
+          <w:color w:val="000000"/>
+          <w:sz w:val="22"/>
+        </w:rPr>
         <w:t>3.4.4 静态目标弱化策略</w:t>
       </w:r>
     </w:p>
     <w:p>
+      <w:pPr>
+        <w:spacing w:before="0" w:after="0" w:line="360" w:lineRule="auto"/>
+        <w:ind w:firstLine="420"/>
+      </w:pPr>
       <w:r>
+        <w:rPr>
+          <w:rFonts w:ascii="宋体" w:hAnsi="宋体" w:eastAsia="宋体"/>
+          <w:b w:val="0"/>
+          <w:color w:val="000000"/>
+          <w:sz w:val="21"/>
+        </w:rPr>
         <w:t>将高程等静态目标的重建权重降低至动态目标的一定比例，使模型优先学习需要时间信息才能重建的动态目标，减少对时间无关特征的依赖。</w:t>
       </w:r>
     </w:p>
     <w:p>
       <w:pPr>
         <w:pStyle w:val="Heading2"/>
+        <w:spacing w:before="240" w:after="60"/>
+        <w:ind w:firstLine="0"/>
       </w:pPr>
       <w:r>
+        <w:rPr>
+          <w:rFonts w:ascii="宋体" w:hAnsi="宋体" w:eastAsia="宋体"/>
+          <w:b/>
+          <w:color w:val="000000"/>
+          <w:sz w:val="24"/>
+        </w:rPr>
         <w:t>3.5 关键技术参数</w:t>
       </w:r>
     </w:p>
@@ -1262,399 +2354,1035 @@
       </w:tr>
     </w:tbl>
     <w:p>
+      <w:pPr>
+        <w:spacing w:before="0" w:after="0" w:line="360" w:lineRule="auto"/>
+        <w:ind w:firstLine="420"/>
+      </w:pPr>
       <w:r>
+        <w:rPr>
+          <w:rFonts w:ascii="宋体" w:hAnsi="宋体" w:eastAsia="宋体"/>
+          <w:b w:val="0"/>
+          <w:color w:val="000000"/>
+          <w:sz w:val="21"/>
+        </w:rPr>
         <w:t>注：上述参数设置仅为实施例，不作为权利要求限制。</w:t>
       </w:r>
     </w:p>
     <w:p>
       <w:pPr>
         <w:pStyle w:val="Heading1"/>
+        <w:spacing w:before="360" w:after="120"/>
+        <w:ind w:firstLine="0"/>
       </w:pPr>
       <w:r>
+        <w:rPr>
+          <w:rFonts w:ascii="宋体" w:hAnsi="宋体" w:eastAsia="宋体"/>
+          <w:b/>
+          <w:color w:val="000000"/>
+          <w:sz w:val="28"/>
+        </w:rPr>
         <w:t>四、与现有技术相比的优点</w:t>
       </w:r>
     </w:p>
     <w:p>
+      <w:pPr>
+        <w:spacing w:before="0" w:after="0" w:line="360" w:lineRule="auto"/>
+        <w:ind w:firstLine="420"/>
+      </w:pPr>
       <w:r>
+        <w:rPr>
+          <w:rFonts w:ascii="宋体" w:hAnsi="宋体" w:eastAsia="宋体"/>
+          <w:b w:val="0"/>
+          <w:color w:val="000000"/>
+          <w:sz w:val="21"/>
+        </w:rPr>
         <w:t>本发明在以下方面优于现有技术。</w:t>
       </w:r>
     </w:p>
     <w:p>
+      <w:pPr>
+        <w:spacing w:before="0" w:after="0" w:line="360" w:lineRule="auto"/>
+        <w:ind w:firstLine="420"/>
+      </w:pPr>
       <w:r>
+        <w:rPr>
+          <w:rFonts w:ascii="宋体" w:hAnsi="宋体" w:eastAsia="宋体"/>
+          <w:b w:val="0"/>
+          <w:color w:val="000000"/>
+          <w:sz w:val="21"/>
+        </w:rPr>
         <w:t>（1）</w:t>
       </w:r>
       <w:r>
         <w:rPr>
-          <w:b/>
+          <w:rFonts w:ascii="宋体" w:hAnsi="宋体" w:eastAsia="宋体"/>
+          <w:b w:val="0"/>
+          <w:color w:val="000000"/>
+          <w:sz w:val="21"/>
         </w:rPr>
         <w:t>构建通用遥感嵌入底座，避免重复造轮子。</w:t>
       </w:r>
       <w:r>
+        <w:rPr>
+          <w:rFonts w:ascii="宋体" w:hAnsi="宋体" w:eastAsia="宋体"/>
+          <w:b w:val="0"/>
+          <w:color w:val="000000"/>
+          <w:sz w:val="21"/>
+        </w:rPr>
         <w:t xml:space="preserve"> 现有方法为每个任务单独训练专用模型，本发明训练得到的嵌入向量可被多个下游任务直接复用。同一地理区域的嵌入向量只需计算一次，即可同时支持变化检测、土地覆盖分类、农田监测、水体追踪等多种应用，大幅降低跨领域重复建设的成本。</w:t>
       </w:r>
     </w:p>
     <w:p>
+      <w:pPr>
+        <w:spacing w:before="0" w:after="0" w:line="360" w:lineRule="auto"/>
+        <w:ind w:firstLine="420"/>
+      </w:pPr>
       <w:r>
+        <w:rPr>
+          <w:rFonts w:ascii="宋体" w:hAnsi="宋体" w:eastAsia="宋体"/>
+          <w:b w:val="0"/>
+          <w:color w:val="000000"/>
+          <w:sz w:val="21"/>
+        </w:rPr>
         <w:t>（2）</w:t>
       </w:r>
       <w:r>
         <w:rPr>
-          <w:b/>
+          <w:rFonts w:ascii="宋体" w:hAnsi="宋体" w:eastAsia="宋体"/>
+          <w:b w:val="0"/>
+          <w:color w:val="000000"/>
+          <w:sz w:val="21"/>
         </w:rPr>
         <w:t>解决嵌入坍缩问题。</w:t>
       </w:r>
       <w:r>
+        <w:rPr>
+          <w:rFonts w:ascii="宋体" w:hAnsi="宋体" w:eastAsia="宋体"/>
+          <w:b w:val="0"/>
+          <w:color w:val="000000"/>
+          <w:sz w:val="21"/>
+        </w:rPr>
         <w:t xml:space="preserve"> 现有方法在归一化后计算反坍缩损失，梯度经过变换后趋于消失。本发明在归一化前直接计算反坍缩损失，确保梯度始终非零，有效防止嵌入坍缩。实验表明，嵌入均匀性指标提升超过 30%，嵌入向量在空间中充分分散。</w:t>
       </w:r>
     </w:p>
     <w:p>
+      <w:pPr>
+        <w:spacing w:before="0" w:after="0" w:line="360" w:lineRule="auto"/>
+        <w:ind w:firstLine="420"/>
+      </w:pPr>
       <w:r>
+        <w:rPr>
+          <w:rFonts w:ascii="宋体" w:hAnsi="宋体" w:eastAsia="宋体"/>
+          <w:b w:val="0"/>
+          <w:color w:val="000000"/>
+          <w:sz w:val="21"/>
+        </w:rPr>
         <w:t>（3）</w:t>
       </w:r>
       <w:r>
         <w:rPr>
-          <w:b/>
+          <w:rFonts w:ascii="宋体" w:hAnsi="宋体" w:eastAsia="宋体"/>
+          <w:b w:val="0"/>
+          <w:color w:val="000000"/>
+          <w:sz w:val="21"/>
         </w:rPr>
         <w:t>显式学习时间敏感性。</w:t>
       </w:r>
       <w:r>
+        <w:rPr>
+          <w:rFonts w:ascii="宋体" w:hAnsi="宋体" w:eastAsia="宋体"/>
+          <w:b w:val="0"/>
+          <w:color w:val="000000"/>
+          <w:sz w:val="21"/>
+        </w:rPr>
         <w:t xml:space="preserve"> 现有方法依赖重建任务隐式学习时序信息，时间敏感性不可控。本发明通过双窗口时序对比损失显式约束嵌入对时间变化敏感。在变化检测验证中，AUC 达到 0.90 以上，模型能够以超过 90% 的准确率区分变化与未变化区域。</w:t>
       </w:r>
     </w:p>
     <w:p>
+      <w:pPr>
+        <w:spacing w:before="0" w:after="0" w:line="360" w:lineRule="auto"/>
+        <w:ind w:firstLine="420"/>
+      </w:pPr>
       <w:r>
+        <w:rPr>
+          <w:rFonts w:ascii="宋体" w:hAnsi="宋体" w:eastAsia="宋体"/>
+          <w:b w:val="0"/>
+          <w:color w:val="000000"/>
+          <w:sz w:val="21"/>
+        </w:rPr>
         <w:t>（4）</w:t>
       </w:r>
       <w:r>
         <w:rPr>
-          <w:b/>
+          <w:rFonts w:ascii="宋体" w:hAnsi="宋体" w:eastAsia="宋体"/>
+          <w:b w:val="0"/>
+          <w:color w:val="000000"/>
+          <w:sz w:val="21"/>
         </w:rPr>
         <w:t>适用于小数据场景。</w:t>
       </w:r>
       <w:r>
+        <w:rPr>
+          <w:rFonts w:ascii="宋体" w:hAnsi="宋体" w:eastAsia="宋体"/>
+          <w:b w:val="0"/>
+          <w:color w:val="000000"/>
+          <w:sz w:val="21"/>
+        </w:rPr>
         <w:t xml:space="preserve"> 本发明的反坍缩损失不依赖批次内的负样本假设，在仅有数百个观测点的小数据场景下仍可有效防止坍缩。现有批均匀性方法在小数据场景下效果受限。</w:t>
       </w:r>
     </w:p>
     <w:p>
+      <w:pPr>
+        <w:spacing w:before="0" w:after="0" w:line="360" w:lineRule="auto"/>
+        <w:ind w:firstLine="420"/>
+      </w:pPr>
       <w:r>
+        <w:rPr>
+          <w:rFonts w:ascii="宋体" w:hAnsi="宋体" w:eastAsia="宋体"/>
+          <w:b w:val="0"/>
+          <w:color w:val="000000"/>
+          <w:sz w:val="21"/>
+        </w:rPr>
         <w:t>（5）</w:t>
       </w:r>
       <w:r>
         <w:rPr>
-          <w:b/>
+          <w:rFonts w:ascii="宋体" w:hAnsi="宋体" w:eastAsia="宋体"/>
+          <w:b w:val="0"/>
+          <w:color w:val="000000"/>
+          <w:sz w:val="21"/>
         </w:rPr>
         <w:t>降低静态目标干扰。</w:t>
       </w:r>
       <w:r>
+        <w:rPr>
+          <w:rFonts w:ascii="宋体" w:hAnsi="宋体" w:eastAsia="宋体"/>
+          <w:b w:val="0"/>
+          <w:color w:val="000000"/>
+          <w:sz w:val="21"/>
+        </w:rPr>
         <w:t xml:space="preserve"> 通过降低静态数据重建权重，避免模型学到时间无关的偏差，提升对动态变化的敏感度。</w:t>
       </w:r>
     </w:p>
     <w:p>
+      <w:pPr>
+        <w:spacing w:before="0" w:after="0" w:line="360" w:lineRule="auto"/>
+        <w:ind w:firstLine="420"/>
+      </w:pPr>
       <w:r>
+        <w:rPr>
+          <w:rFonts w:ascii="宋体" w:hAnsi="宋体" w:eastAsia="宋体"/>
+          <w:b w:val="0"/>
+          <w:color w:val="000000"/>
+          <w:sz w:val="21"/>
+        </w:rPr>
         <w:t>（6）</w:t>
       </w:r>
       <w:r>
         <w:rPr>
-          <w:b/>
+          <w:rFonts w:ascii="宋体" w:hAnsi="宋体" w:eastAsia="宋体"/>
+          <w:b w:val="0"/>
+          <w:color w:val="000000"/>
+          <w:sz w:val="21"/>
         </w:rPr>
         <w:t>显著降低计算成本。</w:t>
       </w:r>
       <w:r>
+        <w:rPr>
+          <w:rFonts w:ascii="宋体" w:hAnsi="宋体" w:eastAsia="宋体"/>
+          <w:b w:val="0"/>
+          <w:color w:val="000000"/>
+          <w:sz w:val="21"/>
+        </w:rPr>
         <w:t xml:space="preserve"> 传统模式下每个下游任务都需要从头训练模型，本发明的嵌入向量一次生成后即可被多个任务复用。同一区域的基底嵌入只需计算一次，后续新增任务仅需加载预计算嵌入并进行轻量级下游训练，计算成本降低 80% 以上。</w:t>
       </w:r>
     </w:p>
     <w:p>
       <w:pPr>
         <w:pStyle w:val="Heading1"/>
+        <w:spacing w:before="360" w:after="120"/>
+        <w:ind w:firstLine="0"/>
       </w:pPr>
       <w:r>
+        <w:rPr>
+          <w:rFonts w:ascii="宋体" w:hAnsi="宋体" w:eastAsia="宋体"/>
+          <w:b/>
+          <w:color w:val="000000"/>
+          <w:sz w:val="28"/>
+        </w:rPr>
         <w:t>五、技术关键点和欲保护点</w:t>
       </w:r>
     </w:p>
     <w:p>
       <w:pPr>
         <w:pStyle w:val="Heading2"/>
+        <w:spacing w:before="240" w:after="60"/>
+        <w:ind w:firstLine="0"/>
       </w:pPr>
       <w:r>
+        <w:rPr>
+          <w:rFonts w:ascii="宋体" w:hAnsi="宋体" w:eastAsia="宋体"/>
+          <w:b/>
+          <w:color w:val="000000"/>
+          <w:sz w:val="24"/>
+        </w:rPr>
         <w:t>1. 主要发明点</w:t>
       </w:r>
     </w:p>
     <w:p>
+      <w:pPr>
+        <w:spacing w:before="0" w:after="0" w:line="360" w:lineRule="auto"/>
+        <w:ind w:firstLine="420"/>
+      </w:pPr>
       <w:r>
+        <w:rPr>
+          <w:rFonts w:ascii="宋体" w:hAnsi="宋体" w:eastAsia="宋体"/>
+          <w:b w:val="0"/>
+          <w:color w:val="000000"/>
+          <w:sz w:val="21"/>
+        </w:rPr>
         <w:t>一种在预归一化空间中计算反坍缩损失的通用遥感嵌入学习方法，包括：在原始幅度向量上直接计算均匀性损失；与去相关损失、方差正则化、瓶颈正交性损失的组合使用；训练阶段跳过归一化、推理阶段恢复归一化的两阶段策略。具体实现见 3.4.1。</w:t>
       </w:r>
     </w:p>
     <w:p>
       <w:pPr>
         <w:pStyle w:val="Heading2"/>
+        <w:spacing w:before="240" w:after="60"/>
+        <w:ind w:firstLine="0"/>
       </w:pPr>
       <w:r>
+        <w:rPr>
+          <w:rFonts w:ascii="宋体" w:hAnsi="宋体" w:eastAsia="宋体"/>
+          <w:b/>
+          <w:color w:val="000000"/>
+          <w:sz w:val="24"/>
+        </w:rPr>
         <w:t>2. 次要发明点</w:t>
       </w:r>
     </w:p>
     <w:p>
+      <w:pPr>
+        <w:spacing w:before="0" w:after="0" w:line="360" w:lineRule="auto"/>
+        <w:ind w:firstLine="420"/>
+      </w:pPr>
       <w:r>
+        <w:rPr>
+          <w:rFonts w:ascii="宋体" w:hAnsi="宋体" w:eastAsia="宋体"/>
+          <w:b w:val="0"/>
+          <w:color w:val="000000"/>
+          <w:sz w:val="21"/>
+        </w:rPr>
         <w:t>（1）离散格网划分与多源数据对齐方法：采用离散格网系统将地理空间统一剖分为多级网格单元，将不同来源、不同分辨率、不同坐标系的遥感数据归入同一套格网框架，实现多源异构数据的时空对齐。具体实现见 3.3。</w:t>
       </w:r>
     </w:p>
     <w:p>
+      <w:pPr>
+        <w:spacing w:before="0" w:after="0" w:line="360" w:lineRule="auto"/>
+        <w:ind w:firstLine="420"/>
+      </w:pPr>
       <w:r>
+        <w:rPr>
+          <w:rFonts w:ascii="宋体" w:hAnsi="宋体" w:eastAsia="宋体"/>
+          <w:b w:val="0"/>
+          <w:color w:val="000000"/>
+          <w:sz w:val="21"/>
+        </w:rPr>
         <w:t>（2）专用输入头方法：为每种数据源配备独立的输入头，将不同通道数、不同空间分辨率的数据映射到统一的潜在空间，使系统具备数据源可扩展性。具体实现见 3.3。</w:t>
       </w:r>
     </w:p>
     <w:p>
+      <w:pPr>
+        <w:spacing w:before="0" w:after="0" w:line="360" w:lineRule="auto"/>
+        <w:ind w:firstLine="420"/>
+      </w:pPr>
       <w:r>
+        <w:rPr>
+          <w:rFonts w:ascii="宋体" w:hAnsi="宋体" w:eastAsia="宋体"/>
+          <w:b w:val="0"/>
+          <w:color w:val="000000"/>
+          <w:sz w:val="21"/>
+        </w:rPr>
         <w:t>（3）双窗口不重叠采样方法：对同一地点抽取两个不重叠的时间窗口，分别编码后计算时序对比损失。具体实现见 3.4.2。</w:t>
       </w:r>
     </w:p>
     <w:p>
+      <w:pPr>
+        <w:spacing w:before="0" w:after="0" w:line="360" w:lineRule="auto"/>
+        <w:ind w:firstLine="420"/>
+      </w:pPr>
       <w:r>
+        <w:rPr>
+          <w:rFonts w:ascii="宋体" w:hAnsi="宋体" w:eastAsia="宋体"/>
+          <w:b w:val="0"/>
+          <w:color w:val="000000"/>
+          <w:sz w:val="21"/>
+        </w:rPr>
         <w:t>（4）多粒度时序对比损失组合：全局 hinge 损失、像素级自适应加权损失、间隔感知损失、反斜对角对比损失的联合使用。具体实现见 3.4.2。</w:t>
       </w:r>
     </w:p>
     <w:p>
+      <w:pPr>
+        <w:spacing w:before="0" w:after="0" w:line="360" w:lineRule="auto"/>
+        <w:ind w:firstLine="420"/>
+      </w:pPr>
       <w:r>
+        <w:rPr>
+          <w:rFonts w:ascii="宋体" w:hAnsi="宋体" w:eastAsia="宋体"/>
+          <w:b w:val="0"/>
+          <w:color w:val="000000"/>
+          <w:sz w:val="21"/>
+        </w:rPr>
         <w:t>（5）教师-学生一致性中的多阶段扰动策略：源丢弃、帧丢弃、前后截断的联合使用。具体实现见 3.4.3。</w:t>
       </w:r>
     </w:p>
     <w:p>
+      <w:pPr>
+        <w:spacing w:before="0" w:after="0" w:line="360" w:lineRule="auto"/>
+        <w:ind w:firstLine="420"/>
+      </w:pPr>
       <w:r>
+        <w:rPr>
+          <w:rFonts w:ascii="宋体" w:hAnsi="宋体" w:eastAsia="宋体"/>
+          <w:b w:val="0"/>
+          <w:color w:val="000000"/>
+          <w:sz w:val="21"/>
+        </w:rPr>
         <w:t>（6）静态目标弱化方法：降低静态数据重建权重，优先学习时间敏感特征。具体实现见 3.4.4。</w:t>
       </w:r>
     </w:p>
     <w:p>
       <w:pPr>
         <w:pStyle w:val="Heading1"/>
+        <w:spacing w:before="360" w:after="120"/>
+        <w:ind w:firstLine="0"/>
       </w:pPr>
       <w:r>
+        <w:rPr>
+          <w:rFonts w:ascii="宋体" w:hAnsi="宋体" w:eastAsia="宋体"/>
+          <w:b/>
+          <w:color w:val="000000"/>
+          <w:sz w:val="28"/>
+        </w:rPr>
         <w:t>六、实施例</w:t>
       </w:r>
     </w:p>
     <w:p>
       <w:pPr>
         <w:pStyle w:val="Heading2"/>
+        <w:spacing w:before="240" w:after="60"/>
+        <w:ind w:firstLine="0"/>
       </w:pPr>
       <w:r>
+        <w:rPr>
+          <w:rFonts w:ascii="宋体" w:hAnsi="宋体" w:eastAsia="宋体"/>
+          <w:b/>
+          <w:color w:val="000000"/>
+          <w:sz w:val="24"/>
+        </w:rPr>
         <w:t>实施例一：哈尔滨新区城市变化监测</w:t>
       </w:r>
     </w:p>
     <w:p>
-      <w:r/>
+      <w:pPr>
+        <w:spacing w:before="0" w:after="0" w:line="360" w:lineRule="auto"/>
+        <w:ind w:firstLine="420"/>
+      </w:pPr>
       <w:r>
         <w:rPr>
-          <w:b/>
+          <w:rFonts w:ascii="宋体" w:hAnsi="宋体" w:eastAsia="宋体"/>
+          <w:b w:val="0"/>
+          <w:color w:val="000000"/>
+          <w:sz w:val="21"/>
+        </w:rPr>
+      </w:r>
+      <w:r>
+        <w:rPr>
+          <w:rFonts w:ascii="宋体" w:hAnsi="宋体" w:eastAsia="宋体"/>
+          <w:b w:val="0"/>
+          <w:color w:val="000000"/>
+          <w:sz w:val="21"/>
         </w:rPr>
         <w:t>应用场景</w:t>
       </w:r>
       <w:r>
+        <w:rPr>
+          <w:rFonts w:ascii="宋体" w:hAnsi="宋体" w:eastAsia="宋体"/>
+          <w:b w:val="0"/>
+          <w:color w:val="000000"/>
+          <w:sz w:val="21"/>
+        </w:rPr>
         <w:t>：哈尔滨新区城市变化监测与土地覆盖分析。</w:t>
       </w:r>
     </w:p>
     <w:p>
-      <w:r/>
+      <w:pPr>
+        <w:spacing w:before="0" w:after="0" w:line="360" w:lineRule="auto"/>
+        <w:ind w:firstLine="420"/>
+      </w:pPr>
       <w:r>
         <w:rPr>
-          <w:b/>
+          <w:rFonts w:ascii="宋体" w:hAnsi="宋体" w:eastAsia="宋体"/>
+          <w:b w:val="0"/>
+          <w:color w:val="000000"/>
+          <w:sz w:val="21"/>
+        </w:rPr>
+      </w:r>
+      <w:r>
+        <w:rPr>
+          <w:rFonts w:ascii="宋体" w:hAnsi="宋体" w:eastAsia="宋体"/>
+          <w:b w:val="0"/>
+          <w:color w:val="000000"/>
+          <w:sz w:val="21"/>
         </w:rPr>
         <w:t>数据规模</w:t>
       </w:r>
       <w:r>
+        <w:rPr>
+          <w:rFonts w:ascii="宋体" w:hAnsi="宋体" w:eastAsia="宋体"/>
+          <w:b w:val="0"/>
+          <w:color w:val="000000"/>
+          <w:sz w:val="21"/>
+        </w:rPr>
         <w:t>：覆盖约 400 个空间观测点，总面积约 695 平方公里，整合 2023 年至 2025 年超过 300 景卫星影像。光学遥感约 22 帧每点，SAR 遥感约 43 帧每点，多光谱遥感约 48 帧每点。高程、土地覆盖等静态数据作为辅助重建目标。所有数据首先通过离散格网系统进行空间对齐，归入统一的网格单元。</w:t>
       </w:r>
     </w:p>
     <w:p>
-      <w:r/>
+      <w:pPr>
+        <w:spacing w:before="0" w:after="0" w:line="360" w:lineRule="auto"/>
+        <w:ind w:firstLine="420"/>
+      </w:pPr>
       <w:r>
         <w:rPr>
-          <w:b/>
+          <w:rFonts w:ascii="宋体" w:hAnsi="宋体" w:eastAsia="宋体"/>
+          <w:b w:val="0"/>
+          <w:color w:val="000000"/>
+          <w:sz w:val="21"/>
+        </w:rPr>
+      </w:r>
+      <w:r>
+        <w:rPr>
+          <w:rFonts w:ascii="宋体" w:hAnsi="宋体" w:eastAsia="宋体"/>
+          <w:b w:val="0"/>
+          <w:color w:val="000000"/>
+          <w:sz w:val="21"/>
         </w:rPr>
         <w:t>系统流程</w:t>
       </w:r>
       <w:r>
+        <w:rPr>
+          <w:rFonts w:ascii="宋体" w:hAnsi="宋体" w:eastAsia="宋体"/>
+          <w:b w:val="0"/>
+          <w:color w:val="000000"/>
+          <w:sz w:val="21"/>
+        </w:rPr>
         <w:t>：</w:t>
       </w:r>
     </w:p>
     <w:p>
+      <w:pPr>
+        <w:spacing w:before="0" w:after="0" w:line="360" w:lineRule="auto"/>
+        <w:ind w:firstLine="420"/>
+      </w:pPr>
       <w:r>
+        <w:rPr>
+          <w:rFonts w:ascii="宋体" w:hAnsi="宋体" w:eastAsia="宋体"/>
+          <w:b w:val="0"/>
+          <w:color w:val="000000"/>
+          <w:sz w:val="21"/>
+        </w:rPr>
         <w:t>（1）通过离散格网系统将多源异构遥感数据统一映射到同一套空间网格中，实现时空对齐；</w:t>
       </w:r>
     </w:p>
     <w:p>
+      <w:pPr>
+        <w:spacing w:before="0" w:after="0" w:line="360" w:lineRule="auto"/>
+        <w:ind w:firstLine="420"/>
+      </w:pPr>
       <w:r>
+        <w:rPr>
+          <w:rFonts w:ascii="宋体" w:hAnsi="宋体" w:eastAsia="宋体"/>
+          <w:b w:val="0"/>
+          <w:color w:val="000000"/>
+          <w:sz w:val="21"/>
+        </w:rPr>
         <w:t>（2）从训练数据中随机抽取一个地理区域的不重叠双时间窗口；</w:t>
       </w:r>
     </w:p>
     <w:p>
+      <w:pPr>
+        <w:spacing w:before="0" w:after="0" w:line="360" w:lineRule="auto"/>
+        <w:ind w:firstLine="420"/>
+      </w:pPr>
       <w:r>
+        <w:rPr>
+          <w:rFonts w:ascii="宋体" w:hAnsi="宋体" w:eastAsia="宋体"/>
+          <w:b w:val="0"/>
+          <w:color w:val="000000"/>
+          <w:sz w:val="21"/>
+        </w:rPr>
         <w:t>（3）将窗口内的多源时序数据通过各自专用输入头映射到统一潜在空间；</w:t>
       </w:r>
     </w:p>
     <w:p>
+      <w:pPr>
+        <w:spacing w:before="0" w:after="0" w:line="360" w:lineRule="auto"/>
+        <w:ind w:firstLine="420"/>
+      </w:pPr>
       <w:r>
+        <w:rPr>
+          <w:rFonts w:ascii="宋体" w:hAnsi="宋体" w:eastAsia="宋体"/>
+          <w:b w:val="0"/>
+          <w:color w:val="000000"/>
+          <w:sz w:val="21"/>
+        </w:rPr>
         <w:t>（4）经时间编码器和多路径时空特征提取单元处理后，嵌入层生成嵌入向量；</w:t>
       </w:r>
     </w:p>
     <w:p>
+      <w:pPr>
+        <w:spacing w:before="0" w:after="0" w:line="360" w:lineRule="auto"/>
+        <w:ind w:firstLine="420"/>
+      </w:pPr>
       <w:r>
+        <w:rPr>
+          <w:rFonts w:ascii="宋体" w:hAnsi="宋体" w:eastAsia="宋体"/>
+          <w:b w:val="0"/>
+          <w:color w:val="000000"/>
+          <w:sz w:val="21"/>
+        </w:rPr>
         <w:t>（5）同时构造学生视图（随机丢弃部分帧或数据源）；</w:t>
       </w:r>
     </w:p>
     <w:p>
+      <w:pPr>
+        <w:spacing w:before="0" w:after="0" w:line="360" w:lineRule="auto"/>
+        <w:ind w:firstLine="420"/>
+      </w:pPr>
       <w:r>
+        <w:rPr>
+          <w:rFonts w:ascii="宋体" w:hAnsi="宋体" w:eastAsia="宋体"/>
+          <w:b w:val="0"/>
+          <w:color w:val="000000"/>
+          <w:sz w:val="21"/>
+        </w:rPr>
         <w:t>（6）计算重建损失、反坍缩损失、一致性损失和时序对比损失；</w:t>
       </w:r>
     </w:p>
     <w:p>
+      <w:pPr>
+        <w:spacing w:before="0" w:after="0" w:line="360" w:lineRule="auto"/>
+        <w:ind w:firstLine="420"/>
+      </w:pPr>
       <w:r>
+        <w:rPr>
+          <w:rFonts w:ascii="宋体" w:hAnsi="宋体" w:eastAsia="宋体"/>
+          <w:b w:val="0"/>
+          <w:color w:val="000000"/>
+          <w:sz w:val="21"/>
+        </w:rPr>
         <w:t>（7）反向传播更新模型参数。</w:t>
       </w:r>
     </w:p>
     <w:p>
-      <w:r/>
+      <w:pPr>
+        <w:spacing w:before="0" w:after="0" w:line="360" w:lineRule="auto"/>
+        <w:ind w:firstLine="420"/>
+      </w:pPr>
       <w:r>
         <w:rPr>
-          <w:b/>
+          <w:rFonts w:ascii="宋体" w:hAnsi="宋体" w:eastAsia="宋体"/>
+          <w:b w:val="0"/>
+          <w:color w:val="000000"/>
+          <w:sz w:val="21"/>
+        </w:rPr>
+      </w:r>
+      <w:r>
+        <w:rPr>
+          <w:rFonts w:ascii="宋体" w:hAnsi="宋体" w:eastAsia="宋体"/>
+          <w:b w:val="0"/>
+          <w:color w:val="000000"/>
+          <w:sz w:val="21"/>
         </w:rPr>
         <w:t>技术效果</w:t>
       </w:r>
       <w:r>
+        <w:rPr>
+          <w:rFonts w:ascii="宋体" w:hAnsi="宋体" w:eastAsia="宋体"/>
+          <w:b w:val="0"/>
+          <w:color w:val="000000"/>
+          <w:sz w:val="21"/>
+        </w:rPr>
         <w:t>：</w:t>
       </w:r>
     </w:p>
     <w:p>
+      <w:pPr>
+        <w:spacing w:before="0" w:after="0" w:line="360" w:lineRule="auto"/>
+        <w:ind w:firstLine="420"/>
+      </w:pPr>
       <w:r>
+        <w:rPr>
+          <w:rFonts w:ascii="宋体" w:hAnsi="宋体" w:eastAsia="宋体"/>
+          <w:b w:val="0"/>
+          <w:color w:val="000000"/>
+          <w:sz w:val="21"/>
+        </w:rPr>
         <w:t>- 嵌入均匀性指标提升超过 30%，嵌入向量在空间中充分分散，无坍缩现象；</w:t>
       </w:r>
     </w:p>
     <w:p>
+      <w:pPr>
+        <w:spacing w:before="0" w:after="0" w:line="360" w:lineRule="auto"/>
+        <w:ind w:firstLine="420"/>
+      </w:pPr>
       <w:r>
+        <w:rPr>
+          <w:rFonts w:ascii="宋体" w:hAnsi="宋体" w:eastAsia="宋体"/>
+          <w:b w:val="0"/>
+          <w:color w:val="000000"/>
+          <w:sz w:val="21"/>
+        </w:rPr>
         <w:t>- 变化检测 AUC 达到 0.90 以上，在独立验证区域测试中，模型能够以超过 90% 的准确率识别建筑工地、房屋拆除和土地转换等变化；</w:t>
       </w:r>
     </w:p>
     <w:p>
+      <w:pPr>
+        <w:spacing w:before="0" w:after="0" w:line="360" w:lineRule="auto"/>
+        <w:ind w:firstLine="420"/>
+      </w:pPr>
       <w:r>
+        <w:rPr>
+          <w:rFonts w:ascii="宋体" w:hAnsi="宋体" w:eastAsia="宋体"/>
+          <w:b w:val="0"/>
+          <w:color w:val="000000"/>
+          <w:sz w:val="21"/>
+        </w:rPr>
         <w:t>- 土地覆盖分类准确率达到 70% 以上；</w:t>
       </w:r>
     </w:p>
     <w:p>
+      <w:pPr>
+        <w:spacing w:before="0" w:after="0" w:line="360" w:lineRule="auto"/>
+        <w:ind w:firstLine="420"/>
+      </w:pPr>
       <w:r>
+        <w:rPr>
+          <w:rFonts w:ascii="宋体" w:hAnsi="宋体" w:eastAsia="宋体"/>
+          <w:b w:val="0"/>
+          <w:color w:val="000000"/>
+          <w:sz w:val="21"/>
+        </w:rPr>
         <w:t>- 在小数据场景（数百观测点）下仍可稳定训练；</w:t>
       </w:r>
     </w:p>
     <w:p>
+      <w:pPr>
+        <w:spacing w:before="0" w:after="0" w:line="360" w:lineRule="auto"/>
+        <w:ind w:firstLine="420"/>
+      </w:pPr>
       <w:r>
+        <w:rPr>
+          <w:rFonts w:ascii="宋体" w:hAnsi="宋体" w:eastAsia="宋体"/>
+          <w:b w:val="0"/>
+          <w:color w:val="000000"/>
+          <w:sz w:val="21"/>
+        </w:rPr>
         <w:t>- 同一区域的嵌入向量计算一次后，可同时支持变化检测、土地覆盖分类、水体监测等多种下游任务，无需为每个任务单独训练模型。</w:t>
       </w:r>
     </w:p>
     <w:p>
       <w:pPr>
         <w:pStyle w:val="Heading2"/>
+        <w:spacing w:before="240" w:after="60"/>
+        <w:ind w:firstLine="0"/>
       </w:pPr>
       <w:r>
+        <w:rPr>
+          <w:rFonts w:ascii="宋体" w:hAnsi="宋体" w:eastAsia="宋体"/>
+          <w:b/>
+          <w:color w:val="000000"/>
+          <w:sz w:val="24"/>
+        </w:rPr>
         <w:t>实施例二：跨区域迁移验证</w:t>
       </w:r>
     </w:p>
     <w:p>
-      <w:r/>
+      <w:pPr>
+        <w:spacing w:before="0" w:after="0" w:line="360" w:lineRule="auto"/>
+        <w:ind w:firstLine="420"/>
+      </w:pPr>
       <w:r>
         <w:rPr>
-          <w:b/>
+          <w:rFonts w:ascii="宋体" w:hAnsi="宋体" w:eastAsia="宋体"/>
+          <w:b w:val="0"/>
+          <w:color w:val="000000"/>
+          <w:sz w:val="21"/>
+        </w:rPr>
+      </w:r>
+      <w:r>
+        <w:rPr>
+          <w:rFonts w:ascii="宋体" w:hAnsi="宋体" w:eastAsia="宋体"/>
+          <w:b w:val="0"/>
+          <w:color w:val="000000"/>
+          <w:sz w:val="21"/>
         </w:rPr>
         <w:t>应用场景</w:t>
       </w:r>
       <w:r>
+        <w:rPr>
+          <w:rFonts w:ascii="宋体" w:hAnsi="宋体" w:eastAsia="宋体"/>
+          <w:b w:val="0"/>
+          <w:color w:val="000000"/>
+          <w:sz w:val="21"/>
+        </w:rPr>
         <w:t>：北京海淀区独立数据集验证。</w:t>
       </w:r>
     </w:p>
     <w:p>
-      <w:r/>
+      <w:pPr>
+        <w:spacing w:before="0" w:after="0" w:line="360" w:lineRule="auto"/>
+        <w:ind w:firstLine="420"/>
+      </w:pPr>
       <w:r>
         <w:rPr>
-          <w:b/>
+          <w:rFonts w:ascii="宋体" w:hAnsi="宋体" w:eastAsia="宋体"/>
+          <w:b w:val="0"/>
+          <w:color w:val="000000"/>
+          <w:sz w:val="21"/>
+        </w:rPr>
+      </w:r>
+      <w:r>
+        <w:rPr>
+          <w:rFonts w:ascii="宋体" w:hAnsi="宋体" w:eastAsia="宋体"/>
+          <w:b w:val="0"/>
+          <w:color w:val="000000"/>
+          <w:sz w:val="21"/>
         </w:rPr>
         <w:t>数据规模</w:t>
       </w:r>
       <w:r>
+        <w:rPr>
+          <w:rFonts w:ascii="宋体" w:hAnsi="宋体" w:eastAsia="宋体"/>
+          <w:b w:val="0"/>
+          <w:color w:val="000000"/>
+          <w:sz w:val="21"/>
+        </w:rPr>
         <w:t>：覆盖约 400 个空间观测点，光学遥感约 65 帧每点，SAR 遥感约 43 帧每点，多光谱遥感约 48 帧每点。</w:t>
       </w:r>
     </w:p>
     <w:p>
-      <w:r/>
+      <w:pPr>
+        <w:spacing w:before="0" w:after="0" w:line="360" w:lineRule="auto"/>
+        <w:ind w:firstLine="420"/>
+      </w:pPr>
       <w:r>
         <w:rPr>
-          <w:b/>
+          <w:rFonts w:ascii="宋体" w:hAnsi="宋体" w:eastAsia="宋体"/>
+          <w:b w:val="0"/>
+          <w:color w:val="000000"/>
+          <w:sz w:val="21"/>
+        </w:rPr>
+      </w:r>
+      <w:r>
+        <w:rPr>
+          <w:rFonts w:ascii="宋体" w:hAnsi="宋体" w:eastAsia="宋体"/>
+          <w:b w:val="0"/>
+          <w:color w:val="000000"/>
+          <w:sz w:val="21"/>
         </w:rPr>
         <w:t>验证方法</w:t>
       </w:r>
       <w:r>
+        <w:rPr>
+          <w:rFonts w:ascii="宋体" w:hAnsi="宋体" w:eastAsia="宋体"/>
+          <w:b w:val="0"/>
+          <w:color w:val="000000"/>
+          <w:sz w:val="21"/>
+        </w:rPr>
         <w:t>：将在哈尔滨新区训练完成的嵌入模型，直接应用于海淀区的独立数据集，评估模型的区域迁移能力。</w:t>
       </w:r>
     </w:p>
     <w:p>
-      <w:r/>
+      <w:pPr>
+        <w:spacing w:before="0" w:after="0" w:line="360" w:lineRule="auto"/>
+        <w:ind w:firstLine="420"/>
+      </w:pPr>
       <w:r>
         <w:rPr>
-          <w:b/>
+          <w:rFonts w:ascii="宋体" w:hAnsi="宋体" w:eastAsia="宋体"/>
+          <w:b w:val="0"/>
+          <w:color w:val="000000"/>
+          <w:sz w:val="21"/>
+        </w:rPr>
+      </w:r>
+      <w:r>
+        <w:rPr>
+          <w:rFonts w:ascii="宋体" w:hAnsi="宋体" w:eastAsia="宋体"/>
+          <w:b w:val="0"/>
+          <w:color w:val="000000"/>
+          <w:sz w:val="21"/>
         </w:rPr>
         <w:t>技术效果</w:t>
       </w:r>
       <w:r>
+        <w:rPr>
+          <w:rFonts w:ascii="宋体" w:hAnsi="宋体" w:eastAsia="宋体"/>
+          <w:b w:val="0"/>
+          <w:color w:val="000000"/>
+          <w:sz w:val="21"/>
+        </w:rPr>
         <w:t>：模型在海淀区数据集上表现出稳定的训练行为，嵌入均匀性指标保持健康范围，未出现坍缩现象。这表明本发明训练的嵌入模型具有良好的区域迁移能力，同一套嵌入底座可在不同地理区域间复用。</w:t>
       </w:r>
     </w:p>
     <w:p>
       <w:pPr>
         <w:pStyle w:val="Heading1"/>
+        <w:spacing w:before="360" w:after="120"/>
+        <w:ind w:firstLine="0"/>
       </w:pPr>
       <w:r>
+        <w:rPr>
+          <w:rFonts w:ascii="宋体" w:hAnsi="宋体" w:eastAsia="宋体"/>
+          <w:b/>
+          <w:color w:val="000000"/>
+          <w:sz w:val="28"/>
+        </w:rPr>
         <w:t>七、替代方案</w:t>
       </w:r>
     </w:p>
     <w:p>
+      <w:pPr>
+        <w:spacing w:before="0" w:after="0" w:line="360" w:lineRule="auto"/>
+        <w:ind w:firstLine="420"/>
+      </w:pPr>
       <w:r>
+        <w:rPr>
+          <w:rFonts w:ascii="宋体" w:hAnsi="宋体" w:eastAsia="宋体"/>
+          <w:b w:val="0"/>
+          <w:color w:val="000000"/>
+          <w:sz w:val="21"/>
+        </w:rPr>
         <w:t>（1）反坍缩损失可采用基于最大编码率降低理论的损失函数替代均匀性损失，通过体积最大化约束嵌入空间。</w:t>
       </w:r>
     </w:p>
     <w:p>
+      <w:pPr>
+        <w:spacing w:before="0" w:after="0" w:line="360" w:lineRule="auto"/>
+        <w:ind w:firstLine="420"/>
+      </w:pPr>
       <w:r>
+        <w:rPr>
+          <w:rFonts w:ascii="宋体" w:hAnsi="宋体" w:eastAsia="宋体"/>
+          <w:b w:val="0"/>
+          <w:color w:val="000000"/>
+          <w:sz w:val="21"/>
+        </w:rPr>
         <w:t>（2）时序对比损失可采用沿完整时间维度并行对比所有时间步的策略，替代仅对比采样窗口的方式。</w:t>
       </w:r>
     </w:p>
     <w:p>
+      <w:pPr>
+        <w:spacing w:before="0" w:after="0" w:line="360" w:lineRule="auto"/>
+        <w:ind w:firstLine="420"/>
+      </w:pPr>
       <w:r>
+        <w:rPr>
+          <w:rFonts w:ascii="宋体" w:hAnsi="宋体" w:eastAsia="宋体"/>
+          <w:b w:val="0"/>
+          <w:color w:val="000000"/>
+          <w:sz w:val="21"/>
+        </w:rPr>
         <w:t>（3）教师-学生框架可采用共享参数策略，教师和学生使用完全相同的参数，仅输入不同，替代动量更新策略。</w:t>
       </w:r>
     </w:p>
     <w:p>
+      <w:pPr>
+        <w:spacing w:before="0" w:after="0" w:line="360" w:lineRule="auto"/>
+        <w:ind w:firstLine="420"/>
+      </w:pPr>
       <w:r>
+        <w:rPr>
+          <w:rFonts w:ascii="宋体" w:hAnsi="宋体" w:eastAsia="宋体"/>
+          <w:b w:val="0"/>
+          <w:color w:val="000000"/>
+          <w:sz w:val="21"/>
+        </w:rPr>
         <w:t>（4）双窗口采样可扩展为多窗口采样，同时对比三个或更多时间窗口的嵌入。</w:t>
       </w:r>
     </w:p>
     <w:p>
+      <w:pPr>
+        <w:spacing w:before="0" w:after="0" w:line="360" w:lineRule="auto"/>
+        <w:ind w:firstLine="420"/>
+      </w:pPr>
       <w:r>
+        <w:rPr>
+          <w:rFonts w:ascii="宋体" w:hAnsi="宋体" w:eastAsia="宋体"/>
+          <w:b w:val="0"/>
+          <w:color w:val="000000"/>
+          <w:sz w:val="21"/>
+        </w:rPr>
         <w:t>（5）离散格网系统可采用其他全球离散格网方案替代，只要具备全球一致性、多尺度无缝衔接和多源数据对齐能力即可。</w:t>
       </w:r>
     </w:p>
     <w:p>
+      <w:pPr>
+        <w:spacing w:before="0" w:after="0" w:line="360" w:lineRule="auto"/>
+        <w:ind w:firstLine="420"/>
+      </w:pPr>
       <w:r>
+        <w:rPr>
+          <w:rFonts w:ascii="宋体" w:hAnsi="宋体" w:eastAsia="宋体"/>
+          <w:b w:val="0"/>
+          <w:color w:val="000000"/>
+          <w:sz w:val="21"/>
+        </w:rPr>
         <w:t>（6）专用输入头可采用其他特征提取结构（如全连接层、注意力机制等）替代卷积下采样结构，只要能够将不同数据源映射到统一潜在空间即可。</w:t>
       </w:r>
     </w:p>
     <w:p>
+      <w:pPr>
+        <w:spacing w:before="0" w:after="0" w:line="360" w:lineRule="auto"/>
+        <w:ind w:firstLine="420"/>
+      </w:pPr>
       <w:r>
+        <w:rPr>
+          <w:rFonts w:ascii="宋体" w:hAnsi="宋体" w:eastAsia="宋体"/>
+          <w:b w:val="0"/>
+          <w:color w:val="000000"/>
+          <w:sz w:val="21"/>
+        </w:rPr>
         <w:t>（7）多路径时空特征提取单元中的三路并行结构可替换为串行结构或混合结构，只要能够同时捕获时间依赖、空间依赖和高分辨率局部细节即可。</w:t>
       </w:r>
     </w:p>
     <w:p>
       <w:pPr>
         <w:pStyle w:val="Heading1"/>
+        <w:spacing w:before="360" w:after="120"/>
+        <w:ind w:firstLine="0"/>
       </w:pPr>
       <w:r>
+        <w:rPr>
+          <w:rFonts w:ascii="宋体" w:hAnsi="宋体" w:eastAsia="宋体"/>
+          <w:b/>
+          <w:color w:val="000000"/>
+          <w:sz w:val="28"/>
+        </w:rPr>
         <w:t>八、其他建议</w:t>
       </w:r>
     </w:p>
     <w:p>
+      <w:pPr>
+        <w:spacing w:before="0" w:after="0" w:line="360" w:lineRule="auto"/>
+        <w:ind w:firstLine="420"/>
+      </w:pPr>
       <w:r>
+        <w:rPr>
+          <w:rFonts w:ascii="宋体" w:hAnsi="宋体" w:eastAsia="宋体"/>
+          <w:b w:val="0"/>
+          <w:color w:val="000000"/>
+          <w:sz w:val="21"/>
+        </w:rPr>
         <w:t>建议在权利要求书中增加电子设备、计算机可读存储介质和计算机程序产品等权利要求，以覆盖软件实现方式。</w:t>
       </w:r>
     </w:p>

--- a/docs/专利技术交底书_一种面向多任务的遥感时空嵌入底座构建方法.docx
+++ b/docs/专利技术交底书_一种面向多任务的遥感时空嵌入底座构建方法.docx
@@ -838,7 +838,13 @@
           <w:color w:val="000000"/>
           <w:sz w:val="21"/>
         </w:rPr>
-        <w:t>在多源异构数据融合方面，本发明采用离散格网划分方案，将不同来源、不同格式、不同分辨率的遥感数据统一映射到同一套空间网格中。每个网格单元对应地球表面一个固定的地理范围，所有数据源的数据均被归入对应的网格单元进行处理。这一方案彻底解决了传统投影坐标系在高海拔地区的变形误差问题，同时实现了多源数据的无缝融合。</w:t>
+      </w:r>
+      <w:r>
+        <w:rPr>
+          <w:rFonts w:ascii="宋体" w:hAnsi="宋体" w:eastAsia="宋体"/>
+          <w:sz w:val="21"/>
+        </w:rPr>
+        <w:t>在多源异构数据融合方面，本发明将不同来源、不同格式、不同分辨率的遥感数据统一到同一套栅格坐标系中进行空间对齐。所有数据源的数据均按照地理坐标映射到同一套栅格框架下进行处理，确保多源数据在输入模型前已在同一空间框架下对齐。这一方案彻底解决了传统投影坐标系在高海拔地区的变形误差问题，同时实现了多源数据的无缝融合。</w:t>
       </w:r>
     </w:p>
     <w:p>
@@ -924,7 +930,6 @@
           <w:color w:val="000000"/>
           <w:sz w:val="21"/>
         </w:rPr>
-        <w:t>网格划分层</w:t>
       </w:r>
       <w:r>
         <w:rPr>
@@ -933,7 +938,13 @@
           <w:color w:val="000000"/>
           <w:sz w:val="21"/>
         </w:rPr>
-        <w:t>采用离散格网系统将地理空间统一剖分为多级网格单元（如 0.5 米至 10 米多级分辨率）。不同来源的遥感数据（卫星影像、无人机影像、地面传感器数据等）均按照其地理坐标归入对应的网格单元，在同一套格网框架下实现时空对齐。该格网系统具备全球一致性、多尺度无缝衔接和与北斗系统深度融合的优势，彻底解决了传统投影在高海拔地区的变形误差问题。</w:t>
+      </w:r>
+      <w:r>
+        <w:rPr>
+          <w:rFonts w:ascii="宋体" w:hAnsi="宋体" w:eastAsia="宋体"/>
+          <w:sz w:val="21"/>
+        </w:rPr>
+        <w:t>网格划分层将不同来源的遥感数据（卫星影像、无人机影像、地面传感器数据等）统一到同一套栅格坐标系中进行空间对齐，按照其地理坐标映射到对应的栅格单元。该方案彻底解决了传统方法中因投影转换和分辨率差异导致的数据错位问题，确保了多源异构数据在输入模型前已在同一空间框架下对齐。</w:t>
       </w:r>
     </w:p>
     <w:p>
@@ -1264,7 +1275,6 @@
           <w:color w:val="000000"/>
           <w:sz w:val="21"/>
         </w:rPr>
-        <w:t>网格划分层</w:t>
       </w:r>
       <w:r>
         <w:rPr>
@@ -1273,77 +1283,20 @@
           <w:color w:val="000000"/>
           <w:sz w:val="21"/>
         </w:rPr>
-        <w:t>：在专用输入头处理之前，所有数据源的数据首先通过离散格网系统进行空间对齐。该系统将地理空间统一剖分为多级网格单元，不同分辨率、不同坐标系的遥感数据均按照地理坐标归入对应网格。网格单元作为数据组织的基本单位，确保了多源数据在输入模型前已在同一空间框架下对齐，避免了传统方法中因投影转换和分辨率差异导致的数据错位问题。</w:t>
+      </w:r>
+      <w:r>
+        <w:rPr>
+          <w:rFonts w:ascii="宋体" w:hAnsi="宋体" w:eastAsia="宋体"/>
+          <w:sz w:val="21"/>
+        </w:rPr>
+        <w:t>网格划分层：在专用输入头处理之前，所有数据源的数据首先统一到同一套栅格坐标系中进行空间对齐。不同分辨率、不同坐标系的遥感数据均按照地理坐标映射到同一套栅格框架下，确保多源数据在输入模型前已在同一空间框架下对齐，避免了传统方法中因投影转换和分辨率差异导致的数据错位问题。</w:t>
       </w:r>
     </w:p>
     <w:p>
       <w:pPr>
         <w:spacing w:before="0" w:after="0" w:line="360" w:lineRule="auto"/>
         <w:ind w:firstLine="420"/>
-        <w:jc w:val="center"/>
-      </w:pPr>
-      <w:r>
-        <w:rPr>
-          <w:rFonts w:ascii="宋体" w:hAnsi="宋体" w:eastAsia="宋体"/>
-          <w:b w:val="0"/>
-          <w:color w:val="000000"/>
-          <w:sz w:val="21"/>
-        </w:rPr>
-        <w:drawing>
-          <wp:inline xmlns:a="http://schemas.openxmlformats.org/drawingml/2006/main" xmlns:pic="http://schemas.openxmlformats.org/drawingml/2006/picture">
-            <wp:extent cx="5029200" cy="4008120"/>
-            <wp:docPr id="2" name="Picture 2"/>
-            <wp:cNvGraphicFramePr>
-              <a:graphicFrameLocks noChangeAspect="1"/>
-            </wp:cNvGraphicFramePr>
-            <a:graphic>
-              <a:graphicData uri="http://schemas.openxmlformats.org/drawingml/2006/picture">
-                <pic:pic>
-                  <pic:nvPicPr>
-                    <pic:cNvPr id="0" name="fig3_grid_division.png"/>
-                    <pic:cNvPicPr/>
-                  </pic:nvPicPr>
-                  <pic:blipFill>
-                    <a:blip r:embed="rId10"/>
-                    <a:stretch>
-                      <a:fillRect/>
-                    </a:stretch>
-                  </pic:blipFill>
-                  <pic:spPr>
-                    <a:xfrm>
-                      <a:off x="0" y="0"/>
-                      <a:ext cx="5029200" cy="4008120"/>
-                    </a:xfrm>
-                    <a:prstGeom prst="rect"/>
-                  </pic:spPr>
-                </pic:pic>
-              </a:graphicData>
-            </a:graphic>
-          </wp:inline>
-        </w:drawing>
-      </w:r>
-    </w:p>
-    <w:p>
-      <w:pPr>
-        <w:spacing w:before="0" w:after="0" w:line="360" w:lineRule="auto"/>
-        <w:ind w:firstLine="420"/>
-      </w:pPr>
-    </w:p>
-    <w:p>
-      <w:pPr>
-        <w:spacing w:before="120" w:after="120"/>
-        <w:ind w:firstLine="0"/>
-        <w:jc w:val="center"/>
-      </w:pPr>
-      <w:r>
-        <w:rPr>
-          <w:rFonts w:ascii="宋体" w:hAnsi="宋体" w:eastAsia="宋体"/>
-          <w:b w:val="0"/>
-          <w:color w:val="000000"/>
-          <w:sz w:val="20"/>
-        </w:rPr>
-        <w:t>图3  离散格网划分示意图</w:t>
-      </w:r>
+      </w:pPr>
     </w:p>
     <w:p>
       <w:pPr>
@@ -1516,7 +1469,13 @@
           <w:color w:val="000000"/>
           <w:sz w:val="21"/>
         </w:rPr>
-        <w:t>第一阶段为数据输入与编码。多源异构时序遥感数据首先通过离散格网系统进行空间对齐，归入统一的网格单元；随后，每种数据源经过各自专用的输入头进行独立下采样和特征提取，映射到统一的潜在空间；时间编码器将时间戳信息注入特征中；多路径时空特征提取单元通过三路并行算子融合时空信息。</w:t>
+      </w:r>
+      <w:r>
+        <w:rPr>
+          <w:rFonts w:ascii="宋体" w:hAnsi="宋体" w:eastAsia="宋体"/>
+          <w:sz w:val="21"/>
+        </w:rPr>
+        <w:t>第一阶段为数据输入与编码。多源异构时序遥感数据首先统一到同一套栅格坐标系中进行空间对齐；随后，每种数据源经过各自专用的输入头进行独立下采样和特征提取，映射到统一的潜在空间；时间编码器将时间戳信息注入特征中；多路径时空特征提取单元通过三路并行算子融合时空信息。</w:t>
       </w:r>
     </w:p>
     <w:p>
@@ -2672,7 +2631,13 @@
           <w:color w:val="000000"/>
           <w:sz w:val="21"/>
         </w:rPr>
-        <w:t>（1）离散格网划分与多源数据对齐方法：采用离散格网系统将地理空间统一剖分为多级网格单元，将不同来源、不同分辨率、不同坐标系的遥感数据归入同一套格网框架，实现多源异构数据的时空对齐。具体实现见 3.3。</w:t>
+      </w:r>
+      <w:r>
+        <w:rPr>
+          <w:rFonts w:ascii="宋体" w:hAnsi="宋体" w:eastAsia="宋体"/>
+          <w:sz w:val="21"/>
+        </w:rPr>
+        <w:t>（1）多源数据对齐方法：将不同来源、不同分辨率、不同坐标系的遥感数据统一到同一套栅格坐标系中，实现多源异构数据的时空对齐。具体实现见 3.3。</w:t>
       </w:r>
     </w:p>
     <w:p>
@@ -2834,7 +2799,6 @@
           <w:color w:val="000000"/>
           <w:sz w:val="21"/>
         </w:rPr>
-        <w:t>数据规模</w:t>
       </w:r>
       <w:r>
         <w:rPr>
@@ -2843,7 +2807,13 @@
           <w:color w:val="000000"/>
           <w:sz w:val="21"/>
         </w:rPr>
-        <w:t>：覆盖约 400 个空间观测点，总面积约 695 平方公里，整合 2023 年至 2025 年超过 300 景卫星影像。光学遥感约 22 帧每点，SAR 遥感约 43 帧每点，多光谱遥感约 48 帧每点。高程、土地覆盖等静态数据作为辅助重建目标。所有数据首先通过离散格网系统进行空间对齐，归入统一的网格单元。</w:t>
+      </w:r>
+      <w:r>
+        <w:rPr>
+          <w:rFonts w:ascii="宋体" w:hAnsi="宋体" w:eastAsia="宋体"/>
+          <w:sz w:val="21"/>
+        </w:rPr>
+        <w:t>数据规模：覆盖约 400 个空间观测点，总面积约 695 平方公里，整合 2023 年至 2025 年超过 300 景卫星影像。光学遥感约 22 帧每点，SAR 遥感约 43 帧每点，多光谱遥感约 48 帧每点。高程、土地覆盖等静态数据作为辅助重建目标。所有数据首先统一到同一套栅格坐标系中进行空间对齐。</w:t>
       </w:r>
     </w:p>
     <w:p>
@@ -2890,7 +2860,13 @@
           <w:color w:val="000000"/>
           <w:sz w:val="21"/>
         </w:rPr>
-        <w:t>（1）通过离散格网系统将多源异构遥感数据统一映射到同一套空间网格中，实现时空对齐；</w:t>
+      </w:r>
+      <w:r>
+        <w:rPr>
+          <w:rFonts w:ascii="宋体" w:hAnsi="宋体" w:eastAsia="宋体"/>
+          <w:sz w:val="21"/>
+        </w:rPr>
+        <w:t>（1）将多源异构遥感数据统一到同一套栅格坐标系中进行空间对齐；</w:t>
       </w:r>
     </w:p>
     <w:p>
@@ -3322,7 +3298,13 @@
           <w:color w:val="000000"/>
           <w:sz w:val="21"/>
         </w:rPr>
-        <w:t>（5）离散格网系统可采用其他全球离散格网方案替代，只要具备全球一致性、多尺度无缝衔接和多源数据对齐能力即可。</w:t>
+      </w:r>
+      <w:r>
+        <w:rPr>
+          <w:rFonts w:ascii="宋体" w:hAnsi="宋体" w:eastAsia="宋体"/>
+          <w:sz w:val="21"/>
+        </w:rPr>
+        <w:t>（5）栅格坐标系对齐方案可采用其他全球坐标方案替代，只要具备全球一致性、多尺度无缝衔接和多源数据对齐能力即可。</w:t>
       </w:r>
     </w:p>
     <w:p>

--- a/docs/专利技术交底书_一种面向多任务的遥感时空嵌入底座构建方法.docx
+++ b/docs/专利技术交底书_一种面向多任务的遥感时空嵌入底座构建方法.docx
@@ -1252,7 +1252,13 @@
           <w:color w:val="000000"/>
           <w:sz w:val="20"/>
         </w:rPr>
-        <w:t>图4  专用输入头示意图</w:t>
+      </w:r>
+      <w:r>
+        <w:rPr>
+          <w:rFonts w:ascii="宋体" w:hAnsi="宋体" w:eastAsia="宋体"/>
+          <w:sz w:val="20"/>
+        </w:rPr>
+        <w:t>图2  专用输入头示意图</w:t>
       </w:r>
     </w:p>
     <w:p>
@@ -1589,7 +1595,13 @@
           <w:color w:val="000000"/>
           <w:sz w:val="20"/>
         </w:rPr>
-        <w:t>图2  多源数据到多任务复用的数据流程图</w:t>
+      </w:r>
+      <w:r>
+        <w:rPr>
+          <w:rFonts w:ascii="宋体" w:hAnsi="宋体" w:eastAsia="宋体"/>
+          <w:sz w:val="20"/>
+        </w:rPr>
+        <w:t>图3  多源数据到多任务复用的数据流程图</w:t>
       </w:r>
     </w:p>
     <w:p>
@@ -1734,7 +1746,13 @@
           <w:color w:val="000000"/>
           <w:sz w:val="20"/>
         </w:rPr>
-        <w:t>图6  预归一化两阶段策略对比图</w:t>
+      </w:r>
+      <w:r>
+        <w:rPr>
+          <w:rFonts w:ascii="宋体" w:hAnsi="宋体" w:eastAsia="宋体"/>
+          <w:sz w:val="20"/>
+        </w:rPr>
+        <w:t>图4  预归一化两阶段策略对比图</w:t>
       </w:r>
     </w:p>
     <w:p>

--- a/docs/专利技术交底书_一种面向多任务的遥感时空嵌入底座构建方法.docx
+++ b/docs/专利技术交底书_一种面向多任务的遥感时空嵌入底座构建方法.docx
@@ -2041,7 +2041,17 @@
             <w:tcW w:type="dxa" w:w="2160"/>
           </w:tcPr>
           <w:p>
+            <w:pPr>
+              <w:jc w:val="center"/>
+            </w:pPr>
+            <w:r/>
             <w:r>
+              <w:rPr>
+                <w:rFonts w:ascii="宋体" w:hAnsi="宋体" w:eastAsia="宋体"/>
+                <w:b/>
+                <w:color w:val="000000"/>
+                <w:sz w:val="21"/>
+              </w:rPr>
               <w:t>参数</w:t>
             </w:r>
           </w:p>
@@ -2051,7 +2061,17 @@
             <w:tcW w:type="dxa" w:w="2160"/>
           </w:tcPr>
           <w:p>
+            <w:pPr>
+              <w:jc w:val="center"/>
+            </w:pPr>
+            <w:r/>
             <w:r>
+              <w:rPr>
+                <w:rFonts w:ascii="宋体" w:hAnsi="宋体" w:eastAsia="宋体"/>
+                <w:b/>
+                <w:color w:val="000000"/>
+                <w:sz w:val="21"/>
+              </w:rPr>
               <w:t>含义</w:t>
             </w:r>
           </w:p>
@@ -2061,7 +2081,17 @@
             <w:tcW w:type="dxa" w:w="2160"/>
           </w:tcPr>
           <w:p>
+            <w:pPr>
+              <w:jc w:val="center"/>
+            </w:pPr>
+            <w:r/>
             <w:r>
+              <w:rPr>
+                <w:rFonts w:ascii="宋体" w:hAnsi="宋体" w:eastAsia="宋体"/>
+                <w:b/>
+                <w:color w:val="000000"/>
+                <w:sz w:val="21"/>
+              </w:rPr>
               <w:t>取值范围</w:t>
             </w:r>
           </w:p>
@@ -2071,7 +2101,17 @@
             <w:tcW w:type="dxa" w:w="2160"/>
           </w:tcPr>
           <w:p>
+            <w:pPr>
+              <w:jc w:val="center"/>
+            </w:pPr>
+            <w:r/>
             <w:r>
+              <w:rPr>
+                <w:rFonts w:ascii="宋体" w:hAnsi="宋体" w:eastAsia="宋体"/>
+                <w:b/>
+                <w:color w:val="000000"/>
+                <w:sz w:val="21"/>
+              </w:rPr>
               <w:t>实施例</w:t>
             </w:r>
           </w:p>
@@ -2083,7 +2123,17 @@
             <w:tcW w:type="dxa" w:w="2160"/>
           </w:tcPr>
           <w:p>
+            <w:pPr>
+              <w:jc w:val="center"/>
+            </w:pPr>
+            <w:r/>
             <w:r>
+              <w:rPr>
+                <w:rFonts w:ascii="宋体" w:hAnsi="宋体" w:eastAsia="宋体"/>
+                <w:b w:val="0"/>
+                <w:color w:val="000000"/>
+                <w:sz w:val="21"/>
+              </w:rPr>
               <w:t>嵌入维度</w:t>
             </w:r>
           </w:p>
@@ -2093,7 +2143,17 @@
             <w:tcW w:type="dxa" w:w="2160"/>
           </w:tcPr>
           <w:p>
+            <w:pPr>
+              <w:jc w:val="center"/>
+            </w:pPr>
+            <w:r/>
             <w:r>
+              <w:rPr>
+                <w:rFonts w:ascii="宋体" w:hAnsi="宋体" w:eastAsia="宋体"/>
+                <w:b w:val="0"/>
+                <w:color w:val="000000"/>
+                <w:sz w:val="21"/>
+              </w:rPr>
               <w:t>嵌入层输出维度</w:t>
             </w:r>
           </w:p>
@@ -2103,7 +2163,17 @@
             <w:tcW w:type="dxa" w:w="2160"/>
           </w:tcPr>
           <w:p>
+            <w:pPr>
+              <w:jc w:val="center"/>
+            </w:pPr>
+            <w:r/>
             <w:r>
+              <w:rPr>
+                <w:rFonts w:ascii="宋体" w:hAnsi="宋体" w:eastAsia="宋体"/>
+                <w:b w:val="0"/>
+                <w:color w:val="000000"/>
+                <w:sz w:val="21"/>
+              </w:rPr>
               <w:t>32-256</w:t>
             </w:r>
           </w:p>
@@ -2113,7 +2183,17 @@
             <w:tcW w:type="dxa" w:w="2160"/>
           </w:tcPr>
           <w:p>
+            <w:pPr>
+              <w:jc w:val="center"/>
+            </w:pPr>
+            <w:r/>
             <w:r>
+              <w:rPr>
+                <w:rFonts w:ascii="宋体" w:hAnsi="宋体" w:eastAsia="宋体"/>
+                <w:b w:val="0"/>
+                <w:color w:val="000000"/>
+                <w:sz w:val="21"/>
+              </w:rPr>
               <w:t>64</w:t>
             </w:r>
           </w:p>
@@ -2125,7 +2205,17 @@
             <w:tcW w:type="dxa" w:w="2160"/>
           </w:tcPr>
           <w:p>
+            <w:pPr>
+              <w:jc w:val="center"/>
+            </w:pPr>
+            <w:r/>
             <w:r>
+              <w:rPr>
+                <w:rFonts w:ascii="宋体" w:hAnsi="宋体" w:eastAsia="宋体"/>
+                <w:b w:val="0"/>
+                <w:color w:val="000000"/>
+                <w:sz w:val="21"/>
+              </w:rPr>
               <w:t>嵌入分布浓度</w:t>
             </w:r>
           </w:p>
@@ -2135,7 +2225,17 @@
             <w:tcW w:type="dxa" w:w="2160"/>
           </w:tcPr>
           <w:p>
+            <w:pPr>
+              <w:jc w:val="center"/>
+            </w:pPr>
+            <w:r/>
             <w:r>
+              <w:rPr>
+                <w:rFonts w:ascii="宋体" w:hAnsi="宋体" w:eastAsia="宋体"/>
+                <w:b w:val="0"/>
+                <w:color w:val="000000"/>
+                <w:sz w:val="21"/>
+              </w:rPr>
               <w:t>控制嵌入分布集中度</w:t>
             </w:r>
           </w:p>
@@ -2145,7 +2245,17 @@
             <w:tcW w:type="dxa" w:w="2160"/>
           </w:tcPr>
           <w:p>
+            <w:pPr>
+              <w:jc w:val="center"/>
+            </w:pPr>
+            <w:r/>
             <w:r>
+              <w:rPr>
+                <w:rFonts w:ascii="宋体" w:hAnsi="宋体" w:eastAsia="宋体"/>
+                <w:b w:val="0"/>
+                <w:color w:val="000000"/>
+                <w:sz w:val="21"/>
+              </w:rPr>
               <w:t>1000-10000</w:t>
             </w:r>
           </w:p>
@@ -2155,7 +2265,17 @@
             <w:tcW w:type="dxa" w:w="2160"/>
           </w:tcPr>
           <w:p>
+            <w:pPr>
+              <w:jc w:val="center"/>
+            </w:pPr>
+            <w:r/>
             <w:r>
+              <w:rPr>
+                <w:rFonts w:ascii="宋体" w:hAnsi="宋体" w:eastAsia="宋体"/>
+                <w:b w:val="0"/>
+                <w:color w:val="000000"/>
+                <w:sz w:val="21"/>
+              </w:rPr>
               <w:t>5000</w:t>
             </w:r>
           </w:p>
@@ -2167,7 +2287,17 @@
             <w:tcW w:type="dxa" w:w="2160"/>
           </w:tcPr>
           <w:p>
+            <w:pPr>
+              <w:jc w:val="center"/>
+            </w:pPr>
+            <w:r/>
             <w:r>
+              <w:rPr>
+                <w:rFonts w:ascii="宋体" w:hAnsi="宋体" w:eastAsia="宋体"/>
+                <w:b w:val="0"/>
+                <w:color w:val="000000"/>
+                <w:sz w:val="21"/>
+              </w:rPr>
               <w:t>时序对比阈值</w:t>
             </w:r>
           </w:p>
@@ -2177,8 +2307,18 @@
             <w:tcW w:type="dxa" w:w="2160"/>
           </w:tcPr>
           <w:p>
+            <w:pPr>
+              <w:jc w:val="center"/>
+            </w:pPr>
+            <w:r/>
             <w:r>
-              <w:t>hinge 损失目标相似度上限</w:t>
+              <w:rPr>
+                <w:rFonts w:ascii="宋体" w:hAnsi="宋体" w:eastAsia="宋体"/>
+                <w:b w:val="0"/>
+                <w:color w:val="000000"/>
+                <w:sz w:val="21"/>
+              </w:rPr>
+              <w:t>Hinge 损失目标相似度上限</w:t>
             </w:r>
           </w:p>
         </w:tc>
@@ -2187,7 +2327,17 @@
             <w:tcW w:type="dxa" w:w="2160"/>
           </w:tcPr>
           <w:p>
+            <w:pPr>
+              <w:jc w:val="center"/>
+            </w:pPr>
+            <w:r/>
             <w:r>
+              <w:rPr>
+                <w:rFonts w:ascii="宋体" w:hAnsi="宋体" w:eastAsia="宋体"/>
+                <w:b w:val="0"/>
+                <w:color w:val="000000"/>
+                <w:sz w:val="21"/>
+              </w:rPr>
               <w:t>0.1-0.5</w:t>
             </w:r>
           </w:p>
@@ -2197,7 +2347,17 @@
             <w:tcW w:type="dxa" w:w="2160"/>
           </w:tcPr>
           <w:p>
+            <w:pPr>
+              <w:jc w:val="center"/>
+            </w:pPr>
+            <w:r/>
             <w:r>
+              <w:rPr>
+                <w:rFonts w:ascii="宋体" w:hAnsi="宋体" w:eastAsia="宋体"/>
+                <w:b w:val="0"/>
+                <w:color w:val="000000"/>
+                <w:sz w:val="21"/>
+              </w:rPr>
               <w:t>0.2</w:t>
             </w:r>
           </w:p>
@@ -2209,7 +2369,17 @@
             <w:tcW w:type="dxa" w:w="2160"/>
           </w:tcPr>
           <w:p>
+            <w:pPr>
+              <w:jc w:val="center"/>
+            </w:pPr>
+            <w:r/>
             <w:r>
+              <w:rPr>
+                <w:rFonts w:ascii="宋体" w:hAnsi="宋体" w:eastAsia="宋体"/>
+                <w:b w:val="0"/>
+                <w:color w:val="000000"/>
+                <w:sz w:val="21"/>
+              </w:rPr>
               <w:t>静态目标权重</w:t>
             </w:r>
           </w:p>
@@ -2219,7 +2389,17 @@
             <w:tcW w:type="dxa" w:w="2160"/>
           </w:tcPr>
           <w:p>
+            <w:pPr>
+              <w:jc w:val="center"/>
+            </w:pPr>
+            <w:r/>
             <w:r>
+              <w:rPr>
+                <w:rFonts w:ascii="宋体" w:hAnsi="宋体" w:eastAsia="宋体"/>
+                <w:b w:val="0"/>
+                <w:color w:val="000000"/>
+                <w:sz w:val="21"/>
+              </w:rPr>
               <w:t>静态数据重建权重相对动态数据的比例</w:t>
             </w:r>
           </w:p>
@@ -2229,7 +2409,17 @@
             <w:tcW w:type="dxa" w:w="2160"/>
           </w:tcPr>
           <w:p>
+            <w:pPr>
+              <w:jc w:val="center"/>
+            </w:pPr>
+            <w:r/>
             <w:r>
+              <w:rPr>
+                <w:rFonts w:ascii="宋体" w:hAnsi="宋体" w:eastAsia="宋体"/>
+                <w:b w:val="0"/>
+                <w:color w:val="000000"/>
+                <w:sz w:val="21"/>
+              </w:rPr>
               <w:t>0.01-0.2</w:t>
             </w:r>
           </w:p>
@@ -2239,7 +2429,17 @@
             <w:tcW w:type="dxa" w:w="2160"/>
           </w:tcPr>
           <w:p>
+            <w:pPr>
+              <w:jc w:val="center"/>
+            </w:pPr>
+            <w:r/>
             <w:r>
+              <w:rPr>
+                <w:rFonts w:ascii="宋体" w:hAnsi="宋体" w:eastAsia="宋体"/>
+                <w:b w:val="0"/>
+                <w:color w:val="000000"/>
+                <w:sz w:val="21"/>
+              </w:rPr>
               <w:t>0.05</w:t>
             </w:r>
           </w:p>
@@ -2251,7 +2451,17 @@
             <w:tcW w:type="dxa" w:w="2160"/>
           </w:tcPr>
           <w:p>
+            <w:pPr>
+              <w:jc w:val="center"/>
+            </w:pPr>
+            <w:r/>
             <w:r>
+              <w:rPr>
+                <w:rFonts w:ascii="宋体" w:hAnsi="宋体" w:eastAsia="宋体"/>
+                <w:b w:val="0"/>
+                <w:color w:val="000000"/>
+                <w:sz w:val="21"/>
+              </w:rPr>
               <w:t>教师动量</w:t>
             </w:r>
           </w:p>
@@ -2261,7 +2471,17 @@
             <w:tcW w:type="dxa" w:w="2160"/>
           </w:tcPr>
           <w:p>
+            <w:pPr>
+              <w:jc w:val="center"/>
+            </w:pPr>
+            <w:r/>
             <w:r>
+              <w:rPr>
+                <w:rFonts w:ascii="宋体" w:hAnsi="宋体" w:eastAsia="宋体"/>
+                <w:b w:val="0"/>
+                <w:color w:val="000000"/>
+                <w:sz w:val="21"/>
+              </w:rPr>
               <w:t>教师模型的动量更新系数</w:t>
             </w:r>
           </w:p>
@@ -2271,7 +2491,17 @@
             <w:tcW w:type="dxa" w:w="2160"/>
           </w:tcPr>
           <w:p>
+            <w:pPr>
+              <w:jc w:val="center"/>
+            </w:pPr>
+            <w:r/>
             <w:r>
+              <w:rPr>
+                <w:rFonts w:ascii="宋体" w:hAnsi="宋体" w:eastAsia="宋体"/>
+                <w:b w:val="0"/>
+                <w:color w:val="000000"/>
+                <w:sz w:val="21"/>
+              </w:rPr>
               <w:t>0.99-0.999</w:t>
             </w:r>
           </w:p>
@@ -2281,7 +2511,17 @@
             <w:tcW w:type="dxa" w:w="2160"/>
           </w:tcPr>
           <w:p>
+            <w:pPr>
+              <w:jc w:val="center"/>
+            </w:pPr>
+            <w:r/>
             <w:r>
+              <w:rPr>
+                <w:rFonts w:ascii="宋体" w:hAnsi="宋体" w:eastAsia="宋体"/>
+                <w:b w:val="0"/>
+                <w:color w:val="000000"/>
+                <w:sz w:val="21"/>
+              </w:rPr>
               <w:t>0.996</w:t>
             </w:r>
           </w:p>
@@ -2293,7 +2533,17 @@
             <w:tcW w:type="dxa" w:w="2160"/>
           </w:tcPr>
           <w:p>
+            <w:pPr>
+              <w:jc w:val="center"/>
+            </w:pPr>
+            <w:r/>
             <w:r>
+              <w:rPr>
+                <w:rFonts w:ascii="宋体" w:hAnsi="宋体" w:eastAsia="宋体"/>
+                <w:b w:val="0"/>
+                <w:color w:val="000000"/>
+                <w:sz w:val="21"/>
+              </w:rPr>
               <w:t>学习率</w:t>
             </w:r>
           </w:p>
@@ -2303,7 +2553,17 @@
             <w:tcW w:type="dxa" w:w="2160"/>
           </w:tcPr>
           <w:p>
+            <w:pPr>
+              <w:jc w:val="center"/>
+            </w:pPr>
+            <w:r/>
             <w:r>
+              <w:rPr>
+                <w:rFonts w:ascii="宋体" w:hAnsi="宋体" w:eastAsia="宋体"/>
+                <w:b w:val="0"/>
+                <w:color w:val="000000"/>
+                <w:sz w:val="21"/>
+              </w:rPr>
               <w:t>优化器初始学习率</w:t>
             </w:r>
           </w:p>
@@ -2313,7 +2573,17 @@
             <w:tcW w:type="dxa" w:w="2160"/>
           </w:tcPr>
           <w:p>
+            <w:pPr>
+              <w:jc w:val="center"/>
+            </w:pPr>
+            <w:r/>
             <w:r>
+              <w:rPr>
+                <w:rFonts w:ascii="宋体" w:hAnsi="宋体" w:eastAsia="宋体"/>
+                <w:b w:val="0"/>
+                <w:color w:val="000000"/>
+                <w:sz w:val="21"/>
+              </w:rPr>
               <w:t>1e-5 至 1e-3</w:t>
             </w:r>
           </w:p>
@@ -2323,7 +2593,17 @@
             <w:tcW w:type="dxa" w:w="2160"/>
           </w:tcPr>
           <w:p>
+            <w:pPr>
+              <w:jc w:val="center"/>
+            </w:pPr>
+            <w:r/>
             <w:r>
+              <w:rPr>
+                <w:rFonts w:ascii="宋体" w:hAnsi="宋体" w:eastAsia="宋体"/>
+                <w:b w:val="0"/>
+                <w:color w:val="000000"/>
+                <w:sz w:val="21"/>
+              </w:rPr>
               <w:t>1e-4</w:t>
             </w:r>
           </w:p>
